--- a/odigoi/05_cluster_queries_rdd_df_sql.docx
+++ b/odigoi/05_cluster_queries_rdd_df_sql.docx
@@ -20,7 +20,7 @@
           <w:sz w:val="22"/>
           <w:szCs w:val="22"/>
         </w:rPr>
-        <w:id w:val="-498204949"/>
+        <w:id w:val="-1013680563"/>
         <w:docPartObj>
           <w:docPartGallery w:val="Table of Contents"/>
           <w:docPartUnique/>
@@ -61,7 +61,7 @@
           <w:r>
             <w:fldChar w:fldCharType="separate"/>
           </w:r>
-          <w:hyperlink w:anchor="_Toc225688503" w:history="1">
+          <w:hyperlink w:anchor="_Toc225777602" w:history="1">
             <w:r>
               <w:rPr>
                 <w:rStyle w:val="Hyperlink"/>
@@ -88,7 +88,7 @@
                 <w:noProof/>
                 <w:webHidden/>
               </w:rPr>
-              <w:instrText xml:space="preserve"> PAGEREF _Toc225688503 \h </w:instrText>
+              <w:instrText xml:space="preserve"> PAGEREF _Toc225777602 \h </w:instrText>
             </w:r>
             <w:r>
               <w:rPr>
@@ -135,7 +135,7 @@
               <w14:ligatures w14:val="standardContextual"/>
             </w:rPr>
           </w:pPr>
-          <w:hyperlink w:anchor="_Toc225688504" w:history="1">
+          <w:hyperlink w:anchor="_Toc225777603" w:history="1">
             <w:r>
               <w:rPr>
                 <w:rStyle w:val="Hyperlink"/>
@@ -162,7 +162,7 @@
                 <w:noProof/>
                 <w:webHidden/>
               </w:rPr>
-              <w:instrText xml:space="preserve"> PAGEREF _Toc225688504 \h </w:instrText>
+              <w:instrText xml:space="preserve"> PAGEREF _Toc225777603 \h </w:instrText>
             </w:r>
             <w:r>
               <w:rPr>
@@ -209,7 +209,7 @@
               <w14:ligatures w14:val="standardContextual"/>
             </w:rPr>
           </w:pPr>
-          <w:hyperlink w:anchor="_Toc225688505" w:history="1">
+          <w:hyperlink w:anchor="_Toc225777604" w:history="1">
             <w:r>
               <w:rPr>
                 <w:rStyle w:val="Hyperlink"/>
@@ -236,7 +236,7 @@
                 <w:noProof/>
                 <w:webHidden/>
               </w:rPr>
-              <w:instrText xml:space="preserve"> PAGEREF _Toc225688505 \h </w:instrText>
+              <w:instrText xml:space="preserve"> PAGEREF _Toc225777604 \h </w:instrText>
             </w:r>
             <w:r>
               <w:rPr>
@@ -283,7 +283,7 @@
               <w14:ligatures w14:val="standardContextual"/>
             </w:rPr>
           </w:pPr>
-          <w:hyperlink w:anchor="_Toc225688506" w:history="1">
+          <w:hyperlink w:anchor="_Toc225777605" w:history="1">
             <w:r>
               <w:rPr>
                 <w:rStyle w:val="Hyperlink"/>
@@ -310,7 +310,7 @@
                 <w:noProof/>
                 <w:webHidden/>
               </w:rPr>
-              <w:instrText xml:space="preserve"> PAGEREF _Toc225688506 \h </w:instrText>
+              <w:instrText xml:space="preserve"> PAGEREF _Toc225777605 \h </w:instrText>
             </w:r>
             <w:r>
               <w:rPr>
@@ -357,7 +357,7 @@
               <w14:ligatures w14:val="standardContextual"/>
             </w:rPr>
           </w:pPr>
-          <w:hyperlink w:anchor="_Toc225688507" w:history="1">
+          <w:hyperlink w:anchor="_Toc225777606" w:history="1">
             <w:r>
               <w:rPr>
                 <w:rStyle w:val="Hyperlink"/>
@@ -384,7 +384,7 @@
                 <w:noProof/>
                 <w:webHidden/>
               </w:rPr>
-              <w:instrText xml:space="preserve"> PAGEREF _Toc225688507 \h </w:instrText>
+              <w:instrText xml:space="preserve"> PAGEREF _Toc225777606 \h </w:instrText>
             </w:r>
             <w:r>
               <w:rPr>
@@ -431,7 +431,7 @@
               <w14:ligatures w14:val="standardContextual"/>
             </w:rPr>
           </w:pPr>
-          <w:hyperlink w:anchor="_Toc225688508" w:history="1">
+          <w:hyperlink w:anchor="_Toc225777607" w:history="1">
             <w:r>
               <w:rPr>
                 <w:rStyle w:val="Hyperlink"/>
@@ -458,7 +458,7 @@
                 <w:noProof/>
                 <w:webHidden/>
               </w:rPr>
-              <w:instrText xml:space="preserve"> PAGEREF _Toc225688508 \h </w:instrText>
+              <w:instrText xml:space="preserve"> PAGEREF _Toc225777607 \h </w:instrText>
             </w:r>
             <w:r>
               <w:rPr>
@@ -505,7 +505,7 @@
               <w14:ligatures w14:val="standardContextual"/>
             </w:rPr>
           </w:pPr>
-          <w:hyperlink w:anchor="_Toc225688509" w:history="1">
+          <w:hyperlink w:anchor="_Toc225777608" w:history="1">
             <w:r>
               <w:rPr>
                 <w:rStyle w:val="Hyperlink"/>
@@ -532,7 +532,7 @@
                 <w:noProof/>
                 <w:webHidden/>
               </w:rPr>
-              <w:instrText xml:space="preserve"> PAGEREF _Toc225688509 \h </w:instrText>
+              <w:instrText xml:space="preserve"> PAGEREF _Toc225777608 \h </w:instrText>
             </w:r>
             <w:r>
               <w:rPr>
@@ -579,7 +579,7 @@
               <w14:ligatures w14:val="standardContextual"/>
             </w:rPr>
           </w:pPr>
-          <w:hyperlink w:anchor="_Toc225688510" w:history="1">
+          <w:hyperlink w:anchor="_Toc225777609" w:history="1">
             <w:r>
               <w:rPr>
                 <w:rStyle w:val="Hyperlink"/>
@@ -606,7 +606,7 @@
                 <w:noProof/>
                 <w:webHidden/>
               </w:rPr>
-              <w:instrText xml:space="preserve"> PAGEREF _Toc225688510 \h </w:instrText>
+              <w:instrText xml:space="preserve"> PAGEREF _Toc225777609 \h </w:instrText>
             </w:r>
             <w:r>
               <w:rPr>
@@ -653,7 +653,7 @@
               <w14:ligatures w14:val="standardContextual"/>
             </w:rPr>
           </w:pPr>
-          <w:hyperlink w:anchor="_Toc225688511" w:history="1">
+          <w:hyperlink w:anchor="_Toc225777610" w:history="1">
             <w:r>
               <w:rPr>
                 <w:rStyle w:val="Hyperlink"/>
@@ -680,7 +680,7 @@
                 <w:noProof/>
                 <w:webHidden/>
               </w:rPr>
-              <w:instrText xml:space="preserve"> PAGEREF _Toc225688511 \h </w:instrText>
+              <w:instrText xml:space="preserve"> PAGEREF _Toc225777610 \h </w:instrText>
             </w:r>
             <w:r>
               <w:rPr>
@@ -727,7 +727,7 @@
               <w14:ligatures w14:val="standardContextual"/>
             </w:rPr>
           </w:pPr>
-          <w:hyperlink w:anchor="_Toc225688512" w:history="1">
+          <w:hyperlink w:anchor="_Toc225777611" w:history="1">
             <w:r>
               <w:rPr>
                 <w:rStyle w:val="Hyperlink"/>
@@ -754,7 +754,7 @@
                 <w:noProof/>
                 <w:webHidden/>
               </w:rPr>
-              <w:instrText xml:space="preserve"> PAGEREF _Toc225688512 \h </w:instrText>
+              <w:instrText xml:space="preserve"> PAGEREF _Toc225777611 \h </w:instrText>
             </w:r>
             <w:r>
               <w:rPr>
@@ -801,7 +801,7 @@
               <w14:ligatures w14:val="standardContextual"/>
             </w:rPr>
           </w:pPr>
-          <w:hyperlink w:anchor="_Toc225688513" w:history="1">
+          <w:hyperlink w:anchor="_Toc225777612" w:history="1">
             <w:r>
               <w:rPr>
                 <w:rStyle w:val="Hyperlink"/>
@@ -828,7 +828,7 @@
                 <w:noProof/>
                 <w:webHidden/>
               </w:rPr>
-              <w:instrText xml:space="preserve"> PAGEREF _Toc225688513 \h </w:instrText>
+              <w:instrText xml:space="preserve"> PAGEREF _Toc225777612 \h </w:instrText>
             </w:r>
             <w:r>
               <w:rPr>
@@ -875,7 +875,7 @@
               <w14:ligatures w14:val="standardContextual"/>
             </w:rPr>
           </w:pPr>
-          <w:hyperlink w:anchor="_Toc225688514" w:history="1">
+          <w:hyperlink w:anchor="_Toc225777613" w:history="1">
             <w:r>
               <w:rPr>
                 <w:rStyle w:val="Hyperlink"/>
@@ -902,7 +902,7 @@
                 <w:noProof/>
                 <w:webHidden/>
               </w:rPr>
-              <w:instrText xml:space="preserve"> PAGEREF _Toc225688514 \h </w:instrText>
+              <w:instrText xml:space="preserve"> PAGEREF _Toc225777613 \h </w:instrText>
             </w:r>
             <w:r>
               <w:rPr>
@@ -949,7 +949,7 @@
               <w14:ligatures w14:val="standardContextual"/>
             </w:rPr>
           </w:pPr>
-          <w:hyperlink w:anchor="_Toc225688515" w:history="1">
+          <w:hyperlink w:anchor="_Toc225777614" w:history="1">
             <w:r>
               <w:rPr>
                 <w:rStyle w:val="Hyperlink"/>
@@ -976,7 +976,7 @@
                 <w:noProof/>
                 <w:webHidden/>
               </w:rPr>
-              <w:instrText xml:space="preserve"> PAGEREF _Toc225688515 \h </w:instrText>
+              <w:instrText xml:space="preserve"> PAGEREF _Toc225777614 \h </w:instrText>
             </w:r>
             <w:r>
               <w:rPr>
@@ -1023,7 +1023,7 @@
               <w14:ligatures w14:val="standardContextual"/>
             </w:rPr>
           </w:pPr>
-          <w:hyperlink w:anchor="_Toc225688516" w:history="1">
+          <w:hyperlink w:anchor="_Toc225777615" w:history="1">
             <w:r>
               <w:rPr>
                 <w:rStyle w:val="Hyperlink"/>
@@ -1050,7 +1050,7 @@
                 <w:noProof/>
                 <w:webHidden/>
               </w:rPr>
-              <w:instrText xml:space="preserve"> PAGEREF _Toc225688516 \h </w:instrText>
+              <w:instrText xml:space="preserve"> PAGEREF _Toc225777615 \h </w:instrText>
             </w:r>
             <w:r>
               <w:rPr>
@@ -1097,7 +1097,7 @@
               <w14:ligatures w14:val="standardContextual"/>
             </w:rPr>
           </w:pPr>
-          <w:hyperlink w:anchor="_Toc225688517" w:history="1">
+          <w:hyperlink w:anchor="_Toc225777616" w:history="1">
             <w:r>
               <w:rPr>
                 <w:rStyle w:val="Hyperlink"/>
@@ -1124,7 +1124,7 @@
                 <w:noProof/>
                 <w:webHidden/>
               </w:rPr>
-              <w:instrText xml:space="preserve"> PAGEREF _Toc225688517 \h </w:instrText>
+              <w:instrText xml:space="preserve"> PAGEREF _Toc225777616 \h </w:instrText>
             </w:r>
             <w:r>
               <w:rPr>
@@ -1171,7 +1171,7 @@
               <w14:ligatures w14:val="standardContextual"/>
             </w:rPr>
           </w:pPr>
-          <w:hyperlink w:anchor="_Toc225688518" w:history="1">
+          <w:hyperlink w:anchor="_Toc225777617" w:history="1">
             <w:r>
               <w:rPr>
                 <w:rStyle w:val="Hyperlink"/>
@@ -1198,7 +1198,7 @@
                 <w:noProof/>
                 <w:webHidden/>
               </w:rPr>
-              <w:instrText xml:space="preserve"> PAGEREF _Toc225688518 \h </w:instrText>
+              <w:instrText xml:space="preserve"> PAGEREF _Toc225777617 \h </w:instrText>
             </w:r>
             <w:r>
               <w:rPr>
@@ -1245,7 +1245,7 @@
               <w14:ligatures w14:val="standardContextual"/>
             </w:rPr>
           </w:pPr>
-          <w:hyperlink w:anchor="_Toc225688519" w:history="1">
+          <w:hyperlink w:anchor="_Toc225777618" w:history="1">
             <w:r>
               <w:rPr>
                 <w:rStyle w:val="Hyperlink"/>
@@ -1272,7 +1272,7 @@
                 <w:noProof/>
                 <w:webHidden/>
               </w:rPr>
-              <w:instrText xml:space="preserve"> PAGEREF _Toc225688519 \h </w:instrText>
+              <w:instrText xml:space="preserve"> PAGEREF _Toc225777618 \h </w:instrText>
             </w:r>
             <w:r>
               <w:rPr>
@@ -1319,7 +1319,7 @@
               <w14:ligatures w14:val="standardContextual"/>
             </w:rPr>
           </w:pPr>
-          <w:hyperlink w:anchor="_Toc225688520" w:history="1">
+          <w:hyperlink w:anchor="_Toc225777619" w:history="1">
             <w:r>
               <w:rPr>
                 <w:rStyle w:val="Hyperlink"/>
@@ -1346,7 +1346,7 @@
                 <w:noProof/>
                 <w:webHidden/>
               </w:rPr>
-              <w:instrText xml:space="preserve"> PAGEREF _Toc225688520 \h </w:instrText>
+              <w:instrText xml:space="preserve"> PAGEREF _Toc225777619 \h </w:instrText>
             </w:r>
             <w:r>
               <w:rPr>
@@ -1393,7 +1393,7 @@
               <w14:ligatures w14:val="standardContextual"/>
             </w:rPr>
           </w:pPr>
-          <w:hyperlink w:anchor="_Toc225688521" w:history="1">
+          <w:hyperlink w:anchor="_Toc225777620" w:history="1">
             <w:r>
               <w:rPr>
                 <w:rStyle w:val="Hyperlink"/>
@@ -1420,7 +1420,7 @@
                 <w:noProof/>
                 <w:webHidden/>
               </w:rPr>
-              <w:instrText xml:space="preserve"> PAGEREF _Toc225688521 \h </w:instrText>
+              <w:instrText xml:space="preserve"> PAGEREF _Toc225777620 \h </w:instrText>
             </w:r>
             <w:r>
               <w:rPr>
@@ -1467,7 +1467,7 @@
               <w14:ligatures w14:val="standardContextual"/>
             </w:rPr>
           </w:pPr>
-          <w:hyperlink w:anchor="_Toc225688522" w:history="1">
+          <w:hyperlink w:anchor="_Toc225777621" w:history="1">
             <w:r>
               <w:rPr>
                 <w:rStyle w:val="Hyperlink"/>
@@ -1494,7 +1494,7 @@
                 <w:noProof/>
                 <w:webHidden/>
               </w:rPr>
-              <w:instrText xml:space="preserve"> PAGEREF _Toc225688522 \h </w:instrText>
+              <w:instrText xml:space="preserve"> PAGEREF _Toc225777621 \h </w:instrText>
             </w:r>
             <w:r>
               <w:rPr>
@@ -1541,7 +1541,7 @@
               <w14:ligatures w14:val="standardContextual"/>
             </w:rPr>
           </w:pPr>
-          <w:hyperlink w:anchor="_Toc225688523" w:history="1">
+          <w:hyperlink w:anchor="_Toc225777622" w:history="1">
             <w:r>
               <w:rPr>
                 <w:rStyle w:val="Hyperlink"/>
@@ -1568,7 +1568,7 @@
                 <w:noProof/>
                 <w:webHidden/>
               </w:rPr>
-              <w:instrText xml:space="preserve"> PAGEREF _Toc225688523 \h </w:instrText>
+              <w:instrText xml:space="preserve"> PAGEREF _Toc225777622 \h </w:instrText>
             </w:r>
             <w:r>
               <w:rPr>
@@ -1615,7 +1615,7 @@
               <w14:ligatures w14:val="standardContextual"/>
             </w:rPr>
           </w:pPr>
-          <w:hyperlink w:anchor="_Toc225688524" w:history="1">
+          <w:hyperlink w:anchor="_Toc225777623" w:history="1">
             <w:r>
               <w:rPr>
                 <w:rStyle w:val="Hyperlink"/>
@@ -1642,7 +1642,7 @@
                 <w:noProof/>
                 <w:webHidden/>
               </w:rPr>
-              <w:instrText xml:space="preserve"> PAGEREF _Toc225688524 \h </w:instrText>
+              <w:instrText xml:space="preserve"> PAGEREF _Toc225777623 \h </w:instrText>
             </w:r>
             <w:r>
               <w:rPr>
@@ -1689,7 +1689,7 @@
               <w14:ligatures w14:val="standardContextual"/>
             </w:rPr>
           </w:pPr>
-          <w:hyperlink w:anchor="_Toc225688525" w:history="1">
+          <w:hyperlink w:anchor="_Toc225777624" w:history="1">
             <w:r>
               <w:rPr>
                 <w:rStyle w:val="Hyperlink"/>
@@ -1716,7 +1716,7 @@
                 <w:noProof/>
                 <w:webHidden/>
               </w:rPr>
-              <w:instrText xml:space="preserve"> PAGEREF _Toc225688525 \h </w:instrText>
+              <w:instrText xml:space="preserve"> PAGEREF _Toc225777624 \h </w:instrText>
             </w:r>
             <w:r>
               <w:rPr>
@@ -1855,7 +1855,7 @@
         <w:pStyle w:val="Heading1"/>
       </w:pPr>
       <w:bookmarkStart w:id="0" w:name="τι-θα-μάθετε"/>
-      <w:bookmarkStart w:id="1" w:name="_Toc225688503"/>
+      <w:bookmarkStart w:id="1" w:name="_Toc225777602"/>
       <w:r>
         <w:t>Τι θα μάθετε</w:t>
       </w:r>
@@ -1921,7 +1921,7 @@
         <w:pStyle w:val="Heading1"/>
       </w:pPr>
       <w:bookmarkStart w:id="2" w:name="πριν-ξεκινήσεις"/>
-      <w:bookmarkStart w:id="3" w:name="_Toc225688504"/>
+      <w:bookmarkStart w:id="3" w:name="_Toc225777603"/>
       <w:bookmarkEnd w:id="0"/>
       <w:r>
         <w:t>Πριν ξεκινήσεις</w:t>
@@ -2219,7 +2219,7 @@
         <w:pStyle w:val="Heading1"/>
       </w:pPr>
       <w:bookmarkStart w:id="4" w:name="τα-δεδομένα-και-τα-βασικά-scripts"/>
-      <w:bookmarkStart w:id="5" w:name="_Toc225688505"/>
+      <w:bookmarkStart w:id="5" w:name="_Toc225777604"/>
       <w:bookmarkEnd w:id="2"/>
       <w:r>
         <w:t>Τα δεδομένα και τα βασικά scripts</w:t>
@@ -2563,7 +2563,7 @@
         <w:pStyle w:val="Heading1"/>
       </w:pPr>
       <w:bookmarkStart w:id="6" w:name="μεταφόρτωση-στο-hdfs"/>
-      <w:bookmarkStart w:id="7" w:name="_Toc225688506"/>
+      <w:bookmarkStart w:id="7" w:name="_Toc225777605"/>
       <w:bookmarkEnd w:id="4"/>
       <w:r>
         <w:t>Μεταφόρτωση στο HDFS</w:t>
@@ -2965,7 +2965,7 @@
         <w:pStyle w:val="Heading1"/>
       </w:pPr>
       <w:bookmarkStart w:id="8" w:name="κοινό-μοτίβο-εκτέλεσης"/>
-      <w:bookmarkStart w:id="9" w:name="_Toc225688507"/>
+      <w:bookmarkStart w:id="9" w:name="_Toc225777606"/>
       <w:bookmarkEnd w:id="6"/>
       <w:r>
         <w:t>Κοινό μοτίβο εκτέλεσης</w:t>
@@ -3186,7 +3186,7 @@
         <w:pStyle w:val="Heading1"/>
       </w:pPr>
       <w:bookmarkStart w:id="10" w:name="εισαγωγικό-παράδειγμα-word-count"/>
-      <w:bookmarkStart w:id="11" w:name="_Toc225688508"/>
+      <w:bookmarkStart w:id="11" w:name="_Toc225777607"/>
       <w:bookmarkEnd w:id="8"/>
       <w:r>
         <w:lastRenderedPageBreak/>
@@ -5742,7 +5742,7 @@
         <w:pStyle w:val="Heading1"/>
       </w:pPr>
       <w:bookmarkStart w:id="12" w:name="q1-5-χαμηλότεροι-μισθοί"/>
-      <w:bookmarkStart w:id="13" w:name="_Toc225688509"/>
+      <w:bookmarkStart w:id="13" w:name="_Toc225777608"/>
       <w:bookmarkEnd w:id="10"/>
       <w:r>
         <w:t>Q1: 5 χαμηλότεροι μισθοί</w:t>
@@ -5799,7 +5799,7 @@
         <w:pStyle w:val="Heading2"/>
       </w:pPr>
       <w:bookmarkStart w:id="14" w:name="q1-με-rdd"/>
-      <w:bookmarkStart w:id="15" w:name="_Toc225688510"/>
+      <w:bookmarkStart w:id="15" w:name="_Toc225777609"/>
       <w:r>
         <w:t>Q1 με RDD</w:t>
       </w:r>
@@ -8272,7 +8272,7 @@
         <w:pStyle w:val="Heading2"/>
       </w:pPr>
       <w:bookmarkStart w:id="16" w:name="q1-με-dataframe-api"/>
-      <w:bookmarkStart w:id="17" w:name="_Toc225688511"/>
+      <w:bookmarkStart w:id="17" w:name="_Toc225777610"/>
       <w:bookmarkEnd w:id="14"/>
       <w:r>
         <w:t>Q1 με DataFrame API</w:t>
@@ -10924,7 +10924,7 @@
         <w:pStyle w:val="Heading2"/>
       </w:pPr>
       <w:bookmarkStart w:id="18" w:name="q1-με-spark-sql"/>
-      <w:bookmarkStart w:id="19" w:name="_Toc225688512"/>
+      <w:bookmarkStart w:id="19" w:name="_Toc225777611"/>
       <w:bookmarkEnd w:id="16"/>
       <w:r>
         <w:t>Q1 με Spark SQL</w:t>
@@ -13513,7 +13513,7 @@
         <w:pStyle w:val="Heading1"/>
       </w:pPr>
       <w:bookmarkStart w:id="20" w:name="q2-3-πιο-καλοπληρωμένοι-του-dep-a"/>
-      <w:bookmarkStart w:id="21" w:name="_Toc225688513"/>
+      <w:bookmarkStart w:id="21" w:name="_Toc225777612"/>
       <w:bookmarkEnd w:id="12"/>
       <w:bookmarkEnd w:id="18"/>
       <w:r>
@@ -13581,7 +13581,7 @@
         <w:pStyle w:val="Heading2"/>
       </w:pPr>
       <w:bookmarkStart w:id="22" w:name="q2-με-rdd"/>
-      <w:bookmarkStart w:id="23" w:name="_Toc225688514"/>
+      <w:bookmarkStart w:id="23" w:name="_Toc225777613"/>
       <w:r>
         <w:t>Q2 με RDD</w:t>
       </w:r>
@@ -16682,7 +16682,7 @@
         <w:pStyle w:val="Heading2"/>
       </w:pPr>
       <w:bookmarkStart w:id="24" w:name="q2-με-dataframe-api"/>
-      <w:bookmarkStart w:id="25" w:name="_Toc225688515"/>
+      <w:bookmarkStart w:id="25" w:name="_Toc225777614"/>
       <w:bookmarkEnd w:id="22"/>
       <w:r>
         <w:t>Q2 με DataFrame API</w:t>
@@ -19793,7 +19793,7 @@
         <w:pStyle w:val="Heading2"/>
       </w:pPr>
       <w:bookmarkStart w:id="26" w:name="q2-με-spark-sql"/>
-      <w:bookmarkStart w:id="27" w:name="_Toc225688516"/>
+      <w:bookmarkStart w:id="27" w:name="_Toc225777615"/>
       <w:bookmarkEnd w:id="24"/>
       <w:r>
         <w:t>Q2 με Spark SQL</w:t>
@@ -22742,7 +22742,7 @@
         <w:pStyle w:val="Heading1"/>
       </w:pPr>
       <w:bookmarkStart w:id="28" w:name="q3-ετήσιο-εισόδημα"/>
-      <w:bookmarkStart w:id="29" w:name="_Toc225688517"/>
+      <w:bookmarkStart w:id="29" w:name="_Toc225777616"/>
       <w:bookmarkEnd w:id="20"/>
       <w:bookmarkEnd w:id="26"/>
       <w:r>
@@ -22788,7 +22788,7 @@
         <w:pStyle w:val="Heading2"/>
       </w:pPr>
       <w:bookmarkStart w:id="30" w:name="q3-με-rdd"/>
-      <w:bookmarkStart w:id="31" w:name="_Toc225688518"/>
+      <w:bookmarkStart w:id="31" w:name="_Toc225777617"/>
       <w:r>
         <w:lastRenderedPageBreak/>
         <w:t>Q3 με RDD</w:t>
@@ -25169,7 +25169,7 @@
         <w:pStyle w:val="Heading2"/>
       </w:pPr>
       <w:bookmarkStart w:id="32" w:name="q3-με-dataframe-api"/>
-      <w:bookmarkStart w:id="33" w:name="_Toc225688519"/>
+      <w:bookmarkStart w:id="33" w:name="_Toc225777618"/>
       <w:bookmarkEnd w:id="30"/>
       <w:r>
         <w:t>Q3 με DataFrame API</w:t>
@@ -27767,7 +27767,7 @@
         <w:pStyle w:val="Heading2"/>
       </w:pPr>
       <w:bookmarkStart w:id="34" w:name="q3-με-spark-sql"/>
-      <w:bookmarkStart w:id="35" w:name="_Toc225688520"/>
+      <w:bookmarkStart w:id="35" w:name="_Toc225777619"/>
       <w:bookmarkEnd w:id="32"/>
       <w:r>
         <w:t>Q3 με Spark SQL</w:t>
@@ -30296,7 +30296,7 @@
         <w:pStyle w:val="Heading1"/>
       </w:pPr>
       <w:bookmarkStart w:id="36" w:name="επιπλέον-παραδείγματα"/>
-      <w:bookmarkStart w:id="37" w:name="_Toc225688521"/>
+      <w:bookmarkStart w:id="37" w:name="_Toc225777620"/>
       <w:bookmarkEnd w:id="28"/>
       <w:bookmarkEnd w:id="34"/>
       <w:r>
@@ -30309,7 +30309,7 @@
         <w:pStyle w:val="Heading2"/>
       </w:pPr>
       <w:bookmarkStart w:id="38" w:name="X759d9adf8312f06757fc2d0f3ee7d1d7a7d422b"/>
-      <w:bookmarkStart w:id="39" w:name="_Toc225688522"/>
+      <w:bookmarkStart w:id="39" w:name="_Toc225777621"/>
       <w:r>
         <w:t>Άθροισμα μισθών ανά τμήμα με DataFrame API</w:t>
       </w:r>
@@ -33328,7 +33328,7 @@
         <w:pStyle w:val="Heading2"/>
       </w:pPr>
       <w:bookmarkStart w:id="40" w:name="το-ίδιο-q3-με-dataframe-udf"/>
-      <w:bookmarkStart w:id="41" w:name="_Toc225688523"/>
+      <w:bookmarkStart w:id="41" w:name="_Toc225777622"/>
       <w:bookmarkEnd w:id="38"/>
       <w:r>
         <w:t>Το ίδιο Q3 με DataFrame UDF</w:t>
@@ -36069,7 +36069,7 @@
         <w:pStyle w:val="Heading1"/>
       </w:pPr>
       <w:bookmarkStart w:id="42" w:name="X3e4ddcdd06d043e912a5e3dc4eb997664a8946b"/>
-      <w:bookmarkStart w:id="43" w:name="_Toc225688524"/>
+      <w:bookmarkStart w:id="43" w:name="_Toc225777623"/>
       <w:bookmarkEnd w:id="36"/>
       <w:bookmarkEnd w:id="40"/>
       <w:r>
@@ -37626,7 +37626,7 @@
         <w:pStyle w:val="Heading1"/>
       </w:pPr>
       <w:bookmarkStart w:id="44" w:name="τι-να-κρατήσετε-από-αυτό-το-εργαστήριο"/>
-      <w:bookmarkStart w:id="45" w:name="_Toc225688525"/>
+      <w:bookmarkStart w:id="45" w:name="_Toc225777624"/>
       <w:bookmarkEnd w:id="42"/>
       <w:r>
         <w:lastRenderedPageBreak/>
@@ -38156,7 +38156,7 @@
   <w:abstractNum w:abstractNumId="9" w15:restartNumberingAfterBreak="0">
     <w:nsid w:val="0000A990"/>
     <w:multiLevelType w:val="multilevel"/>
-    <w:tmpl w:val="E228BA10"/>
+    <w:tmpl w:val="D3EC7CA8"/>
     <w:lvl w:ilvl="0">
       <w:numFmt w:val="bullet"/>
       <w:lvlText w:val=" "/>
@@ -38233,7 +38233,7 @@
   <w:abstractNum w:abstractNumId="10" w15:restartNumberingAfterBreak="0">
     <w:nsid w:val="0000A991"/>
     <w:multiLevelType w:val="multilevel"/>
-    <w:tmpl w:val="DBA01580"/>
+    <w:tmpl w:val="7C5EAA04"/>
     <w:lvl w:ilvl="0">
       <w:numFmt w:val="bullet"/>
       <w:lvlText w:val=""/>
@@ -38337,7 +38337,7 @@
   <w:abstractNum w:abstractNumId="11" w15:restartNumberingAfterBreak="0">
     <w:nsid w:val="00A99411"/>
     <w:multiLevelType w:val="multilevel"/>
-    <w:tmpl w:val="ED3A5F54"/>
+    <w:tmpl w:val="10780DD2"/>
     <w:lvl w:ilvl="0">
       <w:start w:val="1"/>
       <w:numFmt w:val="decimal"/>
@@ -38420,43 +38420,43 @@
       </w:pPr>
     </w:lvl>
   </w:abstractNum>
-  <w:num w:numId="1" w16cid:durableId="355892358">
+  <w:num w:numId="1" w16cid:durableId="662709092">
     <w:abstractNumId w:val="8"/>
   </w:num>
-  <w:num w:numId="2" w16cid:durableId="533881931">
+  <w:num w:numId="2" w16cid:durableId="1395085007">
     <w:abstractNumId w:val="6"/>
   </w:num>
-  <w:num w:numId="3" w16cid:durableId="977613511">
+  <w:num w:numId="3" w16cid:durableId="1636376917">
     <w:abstractNumId w:val="5"/>
   </w:num>
-  <w:num w:numId="4" w16cid:durableId="261961811">
+  <w:num w:numId="4" w16cid:durableId="641740735">
     <w:abstractNumId w:val="4"/>
   </w:num>
-  <w:num w:numId="5" w16cid:durableId="2044936716">
+  <w:num w:numId="5" w16cid:durableId="2057124811">
     <w:abstractNumId w:val="7"/>
   </w:num>
-  <w:num w:numId="6" w16cid:durableId="120001652">
+  <w:num w:numId="6" w16cid:durableId="1556357124">
     <w:abstractNumId w:val="3"/>
   </w:num>
-  <w:num w:numId="7" w16cid:durableId="842203527">
+  <w:num w:numId="7" w16cid:durableId="1833638455">
     <w:abstractNumId w:val="2"/>
   </w:num>
-  <w:num w:numId="8" w16cid:durableId="1994865786">
+  <w:num w:numId="8" w16cid:durableId="445390010">
     <w:abstractNumId w:val="1"/>
   </w:num>
-  <w:num w:numId="9" w16cid:durableId="1369914704">
+  <w:num w:numId="9" w16cid:durableId="1638140188">
     <w:abstractNumId w:val="0"/>
   </w:num>
-  <w:num w:numId="10" w16cid:durableId="446899783">
+  <w:num w:numId="10" w16cid:durableId="1320230155">
     <w:abstractNumId w:val="9"/>
   </w:num>
-  <w:num w:numId="11" w16cid:durableId="623468033">
+  <w:num w:numId="11" w16cid:durableId="1941837758">
     <w:abstractNumId w:val="10"/>
   </w:num>
-  <w:num w:numId="12" w16cid:durableId="1931622174">
+  <w:num w:numId="12" w16cid:durableId="1690443960">
     <w:abstractNumId w:val="10"/>
   </w:num>
-  <w:num w:numId="13" w16cid:durableId="183716770">
+  <w:num w:numId="13" w16cid:durableId="2081361046">
     <w:abstractNumId w:val="11"/>
     <w:lvlOverride w:ilvl="0">
       <w:startOverride w:val="1"/>
@@ -38486,34 +38486,34 @@
       <w:startOverride w:val="1"/>
     </w:lvlOverride>
   </w:num>
-  <w:num w:numId="14" w16cid:durableId="25519839">
+  <w:num w:numId="14" w16cid:durableId="610744357">
     <w:abstractNumId w:val="10"/>
   </w:num>
-  <w:num w:numId="15" w16cid:durableId="2008710451">
+  <w:num w:numId="15" w16cid:durableId="1059354194">
     <w:abstractNumId w:val="10"/>
   </w:num>
-  <w:num w:numId="16" w16cid:durableId="1854609659">
+  <w:num w:numId="16" w16cid:durableId="285621192">
     <w:abstractNumId w:val="10"/>
   </w:num>
-  <w:num w:numId="17" w16cid:durableId="1262491016">
+  <w:num w:numId="17" w16cid:durableId="648360063">
     <w:abstractNumId w:val="10"/>
   </w:num>
-  <w:num w:numId="18" w16cid:durableId="1208253409">
+  <w:num w:numId="18" w16cid:durableId="693968606">
     <w:abstractNumId w:val="10"/>
   </w:num>
-  <w:num w:numId="19" w16cid:durableId="992637324">
+  <w:num w:numId="19" w16cid:durableId="1064109149">
     <w:abstractNumId w:val="10"/>
   </w:num>
-  <w:num w:numId="20" w16cid:durableId="207257487">
+  <w:num w:numId="20" w16cid:durableId="1719472660">
     <w:abstractNumId w:val="10"/>
   </w:num>
-  <w:num w:numId="21" w16cid:durableId="1751124012">
+  <w:num w:numId="21" w16cid:durableId="1714576512">
     <w:abstractNumId w:val="10"/>
   </w:num>
-  <w:num w:numId="22" w16cid:durableId="2059475708">
+  <w:num w:numId="22" w16cid:durableId="227764827">
     <w:abstractNumId w:val="10"/>
   </w:num>
-  <w:num w:numId="23" w16cid:durableId="1298611575">
+  <w:num w:numId="23" w16cid:durableId="1329794049">
     <w:abstractNumId w:val="10"/>
   </w:num>
 </w:numbering>
@@ -50334,7 +50334,7 @@
     <w:autoRedefine/>
     <w:uiPriority w:val="39"/>
     <w:unhideWhenUsed/>
-    <w:rsid w:val="005B7F3A"/>
+    <w:rsid w:val="00511B2A"/>
     <w:pPr>
       <w:spacing w:after="100"/>
     </w:pPr>
@@ -50346,7 +50346,7 @@
     <w:autoRedefine/>
     <w:uiPriority w:val="39"/>
     <w:unhideWhenUsed/>
-    <w:rsid w:val="005B7F3A"/>
+    <w:rsid w:val="00511B2A"/>
     <w:pPr>
       <w:spacing w:after="100"/>
       <w:ind w:left="220"/>
@@ -50357,7 +50357,7 @@
     <w:basedOn w:val="DefaultParagraphFont"/>
     <w:uiPriority w:val="99"/>
     <w:unhideWhenUsed/>
-    <w:rsid w:val="005B7F3A"/>
+    <w:rsid w:val="00511B2A"/>
     <w:rPr>
       <w:color w:val="0000FF" w:themeColor="hyperlink"/>
       <w:u w:val="single"/>

--- a/odigoi/05_cluster_queries_rdd_df_sql.docx
+++ b/odigoi/05_cluster_queries_rdd_df_sql.docx
@@ -20,7 +20,7 @@
           <w:sz w:val="22"/>
           <w:szCs w:val="22"/>
         </w:rPr>
-        <w:id w:val="-1013680563"/>
+        <w:id w:val="340587216"/>
         <w:docPartObj>
           <w:docPartGallery w:val="Table of Contents"/>
           <w:docPartUnique/>
@@ -61,7 +61,7 @@
           <w:r>
             <w:fldChar w:fldCharType="separate"/>
           </w:r>
-          <w:hyperlink w:anchor="_Toc225777602" w:history="1">
+          <w:hyperlink w:anchor="_Toc227785406" w:history="1">
             <w:r>
               <w:rPr>
                 <w:rStyle w:val="Hyperlink"/>
@@ -88,7 +88,7 @@
                 <w:noProof/>
                 <w:webHidden/>
               </w:rPr>
-              <w:instrText xml:space="preserve"> PAGEREF _Toc225777602 \h </w:instrText>
+              <w:instrText xml:space="preserve"> PAGEREF _Toc227785406 \h </w:instrText>
             </w:r>
             <w:r>
               <w:rPr>
@@ -135,7 +135,7 @@
               <w14:ligatures w14:val="standardContextual"/>
             </w:rPr>
           </w:pPr>
-          <w:hyperlink w:anchor="_Toc225777603" w:history="1">
+          <w:hyperlink w:anchor="_Toc227785407" w:history="1">
             <w:r>
               <w:rPr>
                 <w:rStyle w:val="Hyperlink"/>
@@ -162,7 +162,7 @@
                 <w:noProof/>
                 <w:webHidden/>
               </w:rPr>
-              <w:instrText xml:space="preserve"> PAGEREF _Toc225777603 \h </w:instrText>
+              <w:instrText xml:space="preserve"> PAGEREF _Toc227785407 \h </w:instrText>
             </w:r>
             <w:r>
               <w:rPr>
@@ -209,7 +209,7 @@
               <w14:ligatures w14:val="standardContextual"/>
             </w:rPr>
           </w:pPr>
-          <w:hyperlink w:anchor="_Toc225777604" w:history="1">
+          <w:hyperlink w:anchor="_Toc227785408" w:history="1">
             <w:r>
               <w:rPr>
                 <w:rStyle w:val="Hyperlink"/>
@@ -236,7 +236,7 @@
                 <w:noProof/>
                 <w:webHidden/>
               </w:rPr>
-              <w:instrText xml:space="preserve"> PAGEREF _Toc225777604 \h </w:instrText>
+              <w:instrText xml:space="preserve"> PAGEREF _Toc227785408 \h </w:instrText>
             </w:r>
             <w:r>
               <w:rPr>
@@ -283,7 +283,7 @@
               <w14:ligatures w14:val="standardContextual"/>
             </w:rPr>
           </w:pPr>
-          <w:hyperlink w:anchor="_Toc225777605" w:history="1">
+          <w:hyperlink w:anchor="_Toc227785409" w:history="1">
             <w:r>
               <w:rPr>
                 <w:rStyle w:val="Hyperlink"/>
@@ -310,7 +310,7 @@
                 <w:noProof/>
                 <w:webHidden/>
               </w:rPr>
-              <w:instrText xml:space="preserve"> PAGEREF _Toc225777605 \h </w:instrText>
+              <w:instrText xml:space="preserve"> PAGEREF _Toc227785409 \h </w:instrText>
             </w:r>
             <w:r>
               <w:rPr>
@@ -357,7 +357,7 @@
               <w14:ligatures w14:val="standardContextual"/>
             </w:rPr>
           </w:pPr>
-          <w:hyperlink w:anchor="_Toc225777606" w:history="1">
+          <w:hyperlink w:anchor="_Toc227785410" w:history="1">
             <w:r>
               <w:rPr>
                 <w:rStyle w:val="Hyperlink"/>
@@ -384,7 +384,7 @@
                 <w:noProof/>
                 <w:webHidden/>
               </w:rPr>
-              <w:instrText xml:space="preserve"> PAGEREF _Toc225777606 \h </w:instrText>
+              <w:instrText xml:space="preserve"> PAGEREF _Toc227785410 \h </w:instrText>
             </w:r>
             <w:r>
               <w:rPr>
@@ -431,7 +431,7 @@
               <w14:ligatures w14:val="standardContextual"/>
             </w:rPr>
           </w:pPr>
-          <w:hyperlink w:anchor="_Toc225777607" w:history="1">
+          <w:hyperlink w:anchor="_Toc227785411" w:history="1">
             <w:r>
               <w:rPr>
                 <w:rStyle w:val="Hyperlink"/>
@@ -458,7 +458,7 @@
                 <w:noProof/>
                 <w:webHidden/>
               </w:rPr>
-              <w:instrText xml:space="preserve"> PAGEREF _Toc225777607 \h </w:instrText>
+              <w:instrText xml:space="preserve"> PAGEREF _Toc227785411 \h </w:instrText>
             </w:r>
             <w:r>
               <w:rPr>
@@ -505,7 +505,7 @@
               <w14:ligatures w14:val="standardContextual"/>
             </w:rPr>
           </w:pPr>
-          <w:hyperlink w:anchor="_Toc225777608" w:history="1">
+          <w:hyperlink w:anchor="_Toc227785412" w:history="1">
             <w:r>
               <w:rPr>
                 <w:rStyle w:val="Hyperlink"/>
@@ -532,7 +532,7 @@
                 <w:noProof/>
                 <w:webHidden/>
               </w:rPr>
-              <w:instrText xml:space="preserve"> PAGEREF _Toc225777608 \h </w:instrText>
+              <w:instrText xml:space="preserve"> PAGEREF _Toc227785412 \h </w:instrText>
             </w:r>
             <w:r>
               <w:rPr>
@@ -579,7 +579,7 @@
               <w14:ligatures w14:val="standardContextual"/>
             </w:rPr>
           </w:pPr>
-          <w:hyperlink w:anchor="_Toc225777609" w:history="1">
+          <w:hyperlink w:anchor="_Toc227785413" w:history="1">
             <w:r>
               <w:rPr>
                 <w:rStyle w:val="Hyperlink"/>
@@ -606,7 +606,7 @@
                 <w:noProof/>
                 <w:webHidden/>
               </w:rPr>
-              <w:instrText xml:space="preserve"> PAGEREF _Toc225777609 \h </w:instrText>
+              <w:instrText xml:space="preserve"> PAGEREF _Toc227785413 \h </w:instrText>
             </w:r>
             <w:r>
               <w:rPr>
@@ -653,7 +653,7 @@
               <w14:ligatures w14:val="standardContextual"/>
             </w:rPr>
           </w:pPr>
-          <w:hyperlink w:anchor="_Toc225777610" w:history="1">
+          <w:hyperlink w:anchor="_Toc227785414" w:history="1">
             <w:r>
               <w:rPr>
                 <w:rStyle w:val="Hyperlink"/>
@@ -680,7 +680,7 @@
                 <w:noProof/>
                 <w:webHidden/>
               </w:rPr>
-              <w:instrText xml:space="preserve"> PAGEREF _Toc225777610 \h </w:instrText>
+              <w:instrText xml:space="preserve"> PAGEREF _Toc227785414 \h </w:instrText>
             </w:r>
             <w:r>
               <w:rPr>
@@ -727,7 +727,7 @@
               <w14:ligatures w14:val="standardContextual"/>
             </w:rPr>
           </w:pPr>
-          <w:hyperlink w:anchor="_Toc225777611" w:history="1">
+          <w:hyperlink w:anchor="_Toc227785415" w:history="1">
             <w:r>
               <w:rPr>
                 <w:rStyle w:val="Hyperlink"/>
@@ -754,7 +754,7 @@
                 <w:noProof/>
                 <w:webHidden/>
               </w:rPr>
-              <w:instrText xml:space="preserve"> PAGEREF _Toc225777611 \h </w:instrText>
+              <w:instrText xml:space="preserve"> PAGEREF _Toc227785415 \h </w:instrText>
             </w:r>
             <w:r>
               <w:rPr>
@@ -801,7 +801,7 @@
               <w14:ligatures w14:val="standardContextual"/>
             </w:rPr>
           </w:pPr>
-          <w:hyperlink w:anchor="_Toc225777612" w:history="1">
+          <w:hyperlink w:anchor="_Toc227785416" w:history="1">
             <w:r>
               <w:rPr>
                 <w:rStyle w:val="Hyperlink"/>
@@ -828,7 +828,7 @@
                 <w:noProof/>
                 <w:webHidden/>
               </w:rPr>
-              <w:instrText xml:space="preserve"> PAGEREF _Toc225777612 \h </w:instrText>
+              <w:instrText xml:space="preserve"> PAGEREF _Toc227785416 \h </w:instrText>
             </w:r>
             <w:r>
               <w:rPr>
@@ -875,7 +875,7 @@
               <w14:ligatures w14:val="standardContextual"/>
             </w:rPr>
           </w:pPr>
-          <w:hyperlink w:anchor="_Toc225777613" w:history="1">
+          <w:hyperlink w:anchor="_Toc227785417" w:history="1">
             <w:r>
               <w:rPr>
                 <w:rStyle w:val="Hyperlink"/>
@@ -902,7 +902,7 @@
                 <w:noProof/>
                 <w:webHidden/>
               </w:rPr>
-              <w:instrText xml:space="preserve"> PAGEREF _Toc225777613 \h </w:instrText>
+              <w:instrText xml:space="preserve"> PAGEREF _Toc227785417 \h </w:instrText>
             </w:r>
             <w:r>
               <w:rPr>
@@ -949,7 +949,7 @@
               <w14:ligatures w14:val="standardContextual"/>
             </w:rPr>
           </w:pPr>
-          <w:hyperlink w:anchor="_Toc225777614" w:history="1">
+          <w:hyperlink w:anchor="_Toc227785418" w:history="1">
             <w:r>
               <w:rPr>
                 <w:rStyle w:val="Hyperlink"/>
@@ -976,7 +976,7 @@
                 <w:noProof/>
                 <w:webHidden/>
               </w:rPr>
-              <w:instrText xml:space="preserve"> PAGEREF _Toc225777614 \h </w:instrText>
+              <w:instrText xml:space="preserve"> PAGEREF _Toc227785418 \h </w:instrText>
             </w:r>
             <w:r>
               <w:rPr>
@@ -1023,7 +1023,7 @@
               <w14:ligatures w14:val="standardContextual"/>
             </w:rPr>
           </w:pPr>
-          <w:hyperlink w:anchor="_Toc225777615" w:history="1">
+          <w:hyperlink w:anchor="_Toc227785419" w:history="1">
             <w:r>
               <w:rPr>
                 <w:rStyle w:val="Hyperlink"/>
@@ -1050,7 +1050,7 @@
                 <w:noProof/>
                 <w:webHidden/>
               </w:rPr>
-              <w:instrText xml:space="preserve"> PAGEREF _Toc225777615 \h </w:instrText>
+              <w:instrText xml:space="preserve"> PAGEREF _Toc227785419 \h </w:instrText>
             </w:r>
             <w:r>
               <w:rPr>
@@ -1097,7 +1097,7 @@
               <w14:ligatures w14:val="standardContextual"/>
             </w:rPr>
           </w:pPr>
-          <w:hyperlink w:anchor="_Toc225777616" w:history="1">
+          <w:hyperlink w:anchor="_Toc227785420" w:history="1">
             <w:r>
               <w:rPr>
                 <w:rStyle w:val="Hyperlink"/>
@@ -1124,7 +1124,7 @@
                 <w:noProof/>
                 <w:webHidden/>
               </w:rPr>
-              <w:instrText xml:space="preserve"> PAGEREF _Toc225777616 \h </w:instrText>
+              <w:instrText xml:space="preserve"> PAGEREF _Toc227785420 \h </w:instrText>
             </w:r>
             <w:r>
               <w:rPr>
@@ -1171,7 +1171,7 @@
               <w14:ligatures w14:val="standardContextual"/>
             </w:rPr>
           </w:pPr>
-          <w:hyperlink w:anchor="_Toc225777617" w:history="1">
+          <w:hyperlink w:anchor="_Toc227785421" w:history="1">
             <w:r>
               <w:rPr>
                 <w:rStyle w:val="Hyperlink"/>
@@ -1198,7 +1198,7 @@
                 <w:noProof/>
                 <w:webHidden/>
               </w:rPr>
-              <w:instrText xml:space="preserve"> PAGEREF _Toc225777617 \h </w:instrText>
+              <w:instrText xml:space="preserve"> PAGEREF _Toc227785421 \h </w:instrText>
             </w:r>
             <w:r>
               <w:rPr>
@@ -1245,7 +1245,7 @@
               <w14:ligatures w14:val="standardContextual"/>
             </w:rPr>
           </w:pPr>
-          <w:hyperlink w:anchor="_Toc225777618" w:history="1">
+          <w:hyperlink w:anchor="_Toc227785422" w:history="1">
             <w:r>
               <w:rPr>
                 <w:rStyle w:val="Hyperlink"/>
@@ -1272,7 +1272,7 @@
                 <w:noProof/>
                 <w:webHidden/>
               </w:rPr>
-              <w:instrText xml:space="preserve"> PAGEREF _Toc225777618 \h </w:instrText>
+              <w:instrText xml:space="preserve"> PAGEREF _Toc227785422 \h </w:instrText>
             </w:r>
             <w:r>
               <w:rPr>
@@ -1319,7 +1319,7 @@
               <w14:ligatures w14:val="standardContextual"/>
             </w:rPr>
           </w:pPr>
-          <w:hyperlink w:anchor="_Toc225777619" w:history="1">
+          <w:hyperlink w:anchor="_Toc227785423" w:history="1">
             <w:r>
               <w:rPr>
                 <w:rStyle w:val="Hyperlink"/>
@@ -1346,7 +1346,7 @@
                 <w:noProof/>
                 <w:webHidden/>
               </w:rPr>
-              <w:instrText xml:space="preserve"> PAGEREF _Toc225777619 \h </w:instrText>
+              <w:instrText xml:space="preserve"> PAGEREF _Toc227785423 \h </w:instrText>
             </w:r>
             <w:r>
               <w:rPr>
@@ -1393,7 +1393,7 @@
               <w14:ligatures w14:val="standardContextual"/>
             </w:rPr>
           </w:pPr>
-          <w:hyperlink w:anchor="_Toc225777620" w:history="1">
+          <w:hyperlink w:anchor="_Toc227785424" w:history="1">
             <w:r>
               <w:rPr>
                 <w:rStyle w:val="Hyperlink"/>
@@ -1420,7 +1420,7 @@
                 <w:noProof/>
                 <w:webHidden/>
               </w:rPr>
-              <w:instrText xml:space="preserve"> PAGEREF _Toc225777620 \h </w:instrText>
+              <w:instrText xml:space="preserve"> PAGEREF _Toc227785424 \h </w:instrText>
             </w:r>
             <w:r>
               <w:rPr>
@@ -1467,7 +1467,7 @@
               <w14:ligatures w14:val="standardContextual"/>
             </w:rPr>
           </w:pPr>
-          <w:hyperlink w:anchor="_Toc225777621" w:history="1">
+          <w:hyperlink w:anchor="_Toc227785425" w:history="1">
             <w:r>
               <w:rPr>
                 <w:rStyle w:val="Hyperlink"/>
@@ -1494,7 +1494,7 @@
                 <w:noProof/>
                 <w:webHidden/>
               </w:rPr>
-              <w:instrText xml:space="preserve"> PAGEREF _Toc225777621 \h </w:instrText>
+              <w:instrText xml:space="preserve"> PAGEREF _Toc227785425 \h </w:instrText>
             </w:r>
             <w:r>
               <w:rPr>
@@ -1541,7 +1541,7 @@
               <w14:ligatures w14:val="standardContextual"/>
             </w:rPr>
           </w:pPr>
-          <w:hyperlink w:anchor="_Toc225777622" w:history="1">
+          <w:hyperlink w:anchor="_Toc227785426" w:history="1">
             <w:r>
               <w:rPr>
                 <w:rStyle w:val="Hyperlink"/>
@@ -1568,7 +1568,7 @@
                 <w:noProof/>
                 <w:webHidden/>
               </w:rPr>
-              <w:instrText xml:space="preserve"> PAGEREF _Toc225777622 \h </w:instrText>
+              <w:instrText xml:space="preserve"> PAGEREF _Toc227785426 \h </w:instrText>
             </w:r>
             <w:r>
               <w:rPr>
@@ -1615,7 +1615,7 @@
               <w14:ligatures w14:val="standardContextual"/>
             </w:rPr>
           </w:pPr>
-          <w:hyperlink w:anchor="_Toc225777623" w:history="1">
+          <w:hyperlink w:anchor="_Toc227785427" w:history="1">
             <w:r>
               <w:rPr>
                 <w:rStyle w:val="Hyperlink"/>
@@ -1642,7 +1642,7 @@
                 <w:noProof/>
                 <w:webHidden/>
               </w:rPr>
-              <w:instrText xml:space="preserve"> PAGEREF _Toc225777623 \h </w:instrText>
+              <w:instrText xml:space="preserve"> PAGEREF _Toc227785427 \h </w:instrText>
             </w:r>
             <w:r>
               <w:rPr>
@@ -1689,7 +1689,7 @@
               <w14:ligatures w14:val="standardContextual"/>
             </w:rPr>
           </w:pPr>
-          <w:hyperlink w:anchor="_Toc225777624" w:history="1">
+          <w:hyperlink w:anchor="_Toc227785428" w:history="1">
             <w:r>
               <w:rPr>
                 <w:rStyle w:val="Hyperlink"/>
@@ -1716,7 +1716,7 @@
                 <w:noProof/>
                 <w:webHidden/>
               </w:rPr>
-              <w:instrText xml:space="preserve"> PAGEREF _Toc225777624 \h </w:instrText>
+              <w:instrText xml:space="preserve"> PAGEREF _Toc227785428 \h </w:instrText>
             </w:r>
             <w:r>
               <w:rPr>
@@ -1855,7 +1855,7 @@
         <w:pStyle w:val="Heading1"/>
       </w:pPr>
       <w:bookmarkStart w:id="0" w:name="τι-θα-μάθετε"/>
-      <w:bookmarkStart w:id="1" w:name="_Toc225777602"/>
+      <w:bookmarkStart w:id="1" w:name="_Toc227785406"/>
       <w:r>
         <w:t>Τι θα μάθετε</w:t>
       </w:r>
@@ -1921,7 +1921,7 @@
         <w:pStyle w:val="Heading1"/>
       </w:pPr>
       <w:bookmarkStart w:id="2" w:name="πριν-ξεκινήσεις"/>
-      <w:bookmarkStart w:id="3" w:name="_Toc225777603"/>
+      <w:bookmarkStart w:id="3" w:name="_Toc227785407"/>
       <w:bookmarkEnd w:id="0"/>
       <w:r>
         <w:t>Πριν ξεκινήσεις</w:t>
@@ -2219,7 +2219,7 @@
         <w:pStyle w:val="Heading1"/>
       </w:pPr>
       <w:bookmarkStart w:id="4" w:name="τα-δεδομένα-και-τα-βασικά-scripts"/>
-      <w:bookmarkStart w:id="5" w:name="_Toc225777604"/>
+      <w:bookmarkStart w:id="5" w:name="_Toc227785408"/>
       <w:bookmarkEnd w:id="2"/>
       <w:r>
         <w:t>Τα δεδομένα και τα βασικά scripts</w:t>
@@ -2563,7 +2563,7 @@
         <w:pStyle w:val="Heading1"/>
       </w:pPr>
       <w:bookmarkStart w:id="6" w:name="μεταφόρτωση-στο-hdfs"/>
-      <w:bookmarkStart w:id="7" w:name="_Toc225777605"/>
+      <w:bookmarkStart w:id="7" w:name="_Toc227785409"/>
       <w:bookmarkEnd w:id="4"/>
       <w:r>
         <w:t>Μεταφόρτωση στο HDFS</w:t>
@@ -2646,7 +2646,7 @@
         <w:rPr>
           <w:rStyle w:val="VariableTok"/>
         </w:rPr>
-        <w:t>$USER</w:t>
+        <w:t>$VDCLOUD_USER</w:t>
       </w:r>
       <w:r>
         <w:rPr>
@@ -2658,7 +2658,7 @@
         <w:rPr>
           <w:rStyle w:val="VariableTok"/>
         </w:rPr>
-        <w:t>$USER</w:t>
+        <w:t>$VDCLOUD_USER</w:t>
       </w:r>
       <w:r>
         <w:rPr>
@@ -2727,7 +2727,7 @@
         <w:rPr>
           <w:rStyle w:val="VariableTok"/>
         </w:rPr>
-        <w:t>$USER</w:t>
+        <w:t>$VDCLOUD_USER</w:t>
       </w:r>
       <w:r>
         <w:rPr>
@@ -2739,7 +2739,7 @@
         <w:rPr>
           <w:rStyle w:val="VariableTok"/>
         </w:rPr>
-        <w:t>$USER</w:t>
+        <w:t>$VDCLOUD_USER</w:t>
       </w:r>
       <w:r>
         <w:rPr>
@@ -2802,7 +2802,7 @@
         <w:rPr>
           <w:rStyle w:val="VariableTok"/>
         </w:rPr>
-        <w:t>$USER</w:t>
+        <w:t>$VDCLOUD_USER</w:t>
       </w:r>
       <w:r>
         <w:rPr>
@@ -2865,7 +2865,7 @@
         <w:rPr>
           <w:rStyle w:val="VariableTok"/>
         </w:rPr>
-        <w:t>$USER</w:t>
+        <w:t>$VDCLOUD_USER</w:t>
       </w:r>
       <w:r>
         <w:rPr>
@@ -2907,7 +2907,7 @@
         <w:rPr>
           <w:rStyle w:val="VariableTok"/>
         </w:rPr>
-        <w:t>$USER</w:t>
+        <w:t>$VDCLOUD_USER</w:t>
       </w:r>
       <w:r>
         <w:rPr>
@@ -2946,7 +2946,7 @@
         <w:rPr>
           <w:rStyle w:val="VariableTok"/>
         </w:rPr>
-        <w:t>$USER</w:t>
+        <w:t>$VDCLOUD_USER</w:t>
       </w:r>
       <w:r>
         <w:rPr>
@@ -2965,7 +2965,7 @@
         <w:pStyle w:val="Heading1"/>
       </w:pPr>
       <w:bookmarkStart w:id="8" w:name="κοινό-μοτίβο-εκτέλεσης"/>
-      <w:bookmarkStart w:id="9" w:name="_Toc225777606"/>
+      <w:bookmarkStart w:id="9" w:name="_Toc227785410"/>
       <w:bookmarkEnd w:id="6"/>
       <w:r>
         <w:t>Κοινό μοτίβο εκτέλεσης</w:t>
@@ -2997,7 +2997,7 @@
         <w:rPr>
           <w:rStyle w:val="VariableTok"/>
         </w:rPr>
-        <w:t>$USER</w:t>
+        <w:t>$VDCLOUD_USER</w:t>
       </w:r>
       <w:r>
         <w:rPr>
@@ -3060,7 +3060,7 @@
         <w:rPr>
           <w:rStyle w:val="VariableTok"/>
         </w:rPr>
-        <w:t>$USER</w:t>
+        <w:t>$VDCLOUD_USER</w:t>
       </w:r>
     </w:p>
     <w:p>
@@ -3186,7 +3186,7 @@
         <w:pStyle w:val="Heading1"/>
       </w:pPr>
       <w:bookmarkStart w:id="10" w:name="εισαγωγικό-παράδειγμα-word-count"/>
-      <w:bookmarkStart w:id="11" w:name="_Toc225777607"/>
+      <w:bookmarkStart w:id="11" w:name="_Toc227785411"/>
       <w:bookmarkEnd w:id="8"/>
       <w:r>
         <w:lastRenderedPageBreak/>
@@ -3214,7 +3214,7 @@
         <w:rPr>
           <w:rStyle w:val="VariableTok"/>
         </w:rPr>
-        <w:t>$USER</w:t>
+        <w:t>$VDCLOUD_USER</w:t>
       </w:r>
       <w:r>
         <w:rPr>
@@ -3253,7 +3253,7 @@
         <w:rPr>
           <w:rStyle w:val="VariableTok"/>
         </w:rPr>
-        <w:t>$USER</w:t>
+        <w:t>$VDCLOUD_USER</w:t>
       </w:r>
     </w:p>
     <w:p>
@@ -5742,7 +5742,7 @@
         <w:pStyle w:val="Heading1"/>
       </w:pPr>
       <w:bookmarkStart w:id="12" w:name="q1-5-χαμηλότεροι-μισθοί"/>
-      <w:bookmarkStart w:id="13" w:name="_Toc225777608"/>
+      <w:bookmarkStart w:id="13" w:name="_Toc227785412"/>
       <w:bookmarkEnd w:id="10"/>
       <w:r>
         <w:t>Q1: 5 χαμηλότεροι μισθοί</w:t>
@@ -5799,7 +5799,7 @@
         <w:pStyle w:val="Heading2"/>
       </w:pPr>
       <w:bookmarkStart w:id="14" w:name="q1-με-rdd"/>
-      <w:bookmarkStart w:id="15" w:name="_Toc225777609"/>
+      <w:bookmarkStart w:id="15" w:name="_Toc227785413"/>
       <w:r>
         <w:t>Q1 με RDD</w:t>
       </w:r>
@@ -5825,7 +5825,7 @@
         <w:rPr>
           <w:rStyle w:val="VariableTok"/>
         </w:rPr>
-        <w:t>$USER</w:t>
+        <w:t>$VDCLOUD_USER</w:t>
       </w:r>
       <w:r>
         <w:rPr>
@@ -5864,7 +5864,7 @@
         <w:rPr>
           <w:rStyle w:val="VariableTok"/>
         </w:rPr>
-        <w:t>$USER</w:t>
+        <w:t>$VDCLOUD_USER</w:t>
       </w:r>
     </w:p>
     <w:p>
@@ -8272,7 +8272,7 @@
         <w:pStyle w:val="Heading2"/>
       </w:pPr>
       <w:bookmarkStart w:id="16" w:name="q1-με-dataframe-api"/>
-      <w:bookmarkStart w:id="17" w:name="_Toc225777610"/>
+      <w:bookmarkStart w:id="17" w:name="_Toc227785414"/>
       <w:bookmarkEnd w:id="14"/>
       <w:r>
         <w:t>Q1 με DataFrame API</w:t>
@@ -8299,7 +8299,7 @@
         <w:rPr>
           <w:rStyle w:val="VariableTok"/>
         </w:rPr>
-        <w:t>$USER</w:t>
+        <w:t>$VDCLOUD_USER</w:t>
       </w:r>
       <w:r>
         <w:rPr>
@@ -8338,7 +8338,7 @@
         <w:rPr>
           <w:rStyle w:val="VariableTok"/>
         </w:rPr>
-        <w:t>$USER</w:t>
+        <w:t>$VDCLOUD_USER</w:t>
       </w:r>
     </w:p>
     <w:p>
@@ -10924,7 +10924,7 @@
         <w:pStyle w:val="Heading2"/>
       </w:pPr>
       <w:bookmarkStart w:id="18" w:name="q1-με-spark-sql"/>
-      <w:bookmarkStart w:id="19" w:name="_Toc225777611"/>
+      <w:bookmarkStart w:id="19" w:name="_Toc227785415"/>
       <w:bookmarkEnd w:id="16"/>
       <w:r>
         <w:t>Q1 με Spark SQL</w:t>
@@ -10951,7 +10951,7 @@
         <w:rPr>
           <w:rStyle w:val="VariableTok"/>
         </w:rPr>
-        <w:t>$USER</w:t>
+        <w:t>$VDCLOUD_USER</w:t>
       </w:r>
       <w:r>
         <w:rPr>
@@ -10990,7 +10990,7 @@
         <w:rPr>
           <w:rStyle w:val="VariableTok"/>
         </w:rPr>
-        <w:t>$USER</w:t>
+        <w:t>$VDCLOUD_USER</w:t>
       </w:r>
     </w:p>
     <w:p>
@@ -12247,13 +12247,7 @@
         <w:rPr>
           <w:rStyle w:val="NormalTok"/>
         </w:rPr>
-        <w:t xml:space="preserve"> mai</w:t>
-      </w:r>
-      <w:r>
-        <w:rPr>
-          <w:rStyle w:val="NormalTok"/>
-        </w:rPr>
-        <w:t xml:space="preserve">n() </w:t>
+        <w:t xml:space="preserve"> main() </w:t>
       </w:r>
       <w:r>
         <w:rPr>
@@ -12400,7 +12394,13 @@
         <w:rPr>
           <w:rStyle w:val="StringTok"/>
         </w:rPr>
-        <w:t>"examples/employees.csv"</w:t>
+        <w:t>"examples/emplo</w:t>
+      </w:r>
+      <w:r>
+        <w:rPr>
+          <w:rStyle w:val="StringTok"/>
+        </w:rPr>
+        <w:t>yees.csv"</w:t>
       </w:r>
       <w:r>
         <w:br/>
@@ -12727,13 +12727,7 @@
         <w:rPr>
           <w:rStyle w:val="NormalTok"/>
         </w:rPr>
-        <w:t xml:space="preserve">    spark.sparkCo</w:t>
-      </w:r>
-      <w:r>
-        <w:rPr>
-          <w:rStyle w:val="NormalTok"/>
-        </w:rPr>
-        <w:t>ntext.setLogLevel(</w:t>
+        <w:t xml:space="preserve">    spark.sparkContext.setLogLevel(</w:t>
       </w:r>
       <w:r>
         <w:rPr>
@@ -12778,535 +12772,535 @@
         <w:rPr>
           <w:rStyle w:val="NormalTok"/>
         </w:rPr>
+        <w:t xml:space="preserve"> </w:t>
+      </w:r>
+      <w:r>
+        <w:rPr>
+          <w:rStyle w:val="NormalTok"/>
+        </w:rPr>
+        <w:t xml:space="preserve">   </w:t>
+      </w:r>
+      <w:r>
+        <w:rPr>
+          <w:rStyle w:val="ControlFlowTok"/>
+        </w:rPr>
+        <w:t>if</w:t>
+      </w:r>
+      <w:r>
+        <w:rPr>
+          <w:rStyle w:val="NormalTok"/>
+        </w:rPr>
+        <w:t xml:space="preserve"> output_path </w:t>
+      </w:r>
+      <w:r>
+        <w:rPr>
+          <w:rStyle w:val="KeywordTok"/>
+        </w:rPr>
+        <w:t>is</w:t>
+      </w:r>
+      <w:r>
+        <w:rPr>
+          <w:rStyle w:val="NormalTok"/>
+        </w:rPr>
+        <w:t xml:space="preserve"> </w:t>
+      </w:r>
+      <w:r>
+        <w:rPr>
+          <w:rStyle w:val="VariableTok"/>
+        </w:rPr>
+        <w:t>None</w:t>
+      </w:r>
+      <w:r>
+        <w:rPr>
+          <w:rStyle w:val="NormalTok"/>
+        </w:rPr>
+        <w:t xml:space="preserve"> </w:t>
+      </w:r>
+      <w:r>
+        <w:rPr>
+          <w:rStyle w:val="KeywordTok"/>
+        </w:rPr>
+        <w:t>and</w:t>
+      </w:r>
+      <w:r>
+        <w:rPr>
+          <w:rStyle w:val="NormalTok"/>
+        </w:rPr>
+        <w:t xml:space="preserve"> args.base_path:</w:t>
+      </w:r>
+      <w:r>
+        <w:br/>
+      </w:r>
+      <w:r>
+        <w:rPr>
+          <w:rStyle w:val="NormalTok"/>
+        </w:rPr>
+        <w:t xml:space="preserve">        output_path </w:t>
+      </w:r>
+      <w:r>
+        <w:rPr>
+          <w:rStyle w:val="OperatorTok"/>
+        </w:rPr>
+        <w:t>=</w:t>
+      </w:r>
+      <w:r>
+        <w:rPr>
+          <w:rStyle w:val="NormalTok"/>
+        </w:rPr>
+        <w:t xml:space="preserve"> build_path(args.base_path, </w:t>
+      </w:r>
+      <w:r>
+        <w:rPr>
+          <w:rStyle w:val="SpecialStringTok"/>
+        </w:rPr>
+        <w:t>f"SQLQ1_</w:t>
+      </w:r>
+      <w:r>
+        <w:rPr>
+          <w:rStyle w:val="SpecialCharTok"/>
+        </w:rPr>
+        <w:t>{</w:t>
+      </w:r>
+      <w:r>
+        <w:rPr>
+          <w:rStyle w:val="NormalTok"/>
+        </w:rPr>
+        <w:t>spark</w:t>
+      </w:r>
+      <w:r>
+        <w:rPr>
+          <w:rStyle w:val="SpecialCharTok"/>
+        </w:rPr>
+        <w:t>.</w:t>
+      </w:r>
+      <w:r>
+        <w:rPr>
+          <w:rStyle w:val="NormalTok"/>
+        </w:rPr>
+        <w:t>sparkContext</w:t>
+      </w:r>
+      <w:r>
+        <w:rPr>
+          <w:rStyle w:val="SpecialCharTok"/>
+        </w:rPr>
+        <w:t>.</w:t>
+      </w:r>
+      <w:r>
+        <w:rPr>
+          <w:rStyle w:val="NormalTok"/>
+        </w:rPr>
+        <w:t>applicationId</w:t>
+      </w:r>
+      <w:r>
+        <w:rPr>
+          <w:rStyle w:val="SpecialCharTok"/>
+        </w:rPr>
+        <w:t>}</w:t>
+      </w:r>
+      <w:r>
+        <w:rPr>
+          <w:rStyle w:val="SpecialStringTok"/>
+        </w:rPr>
+        <w:t>"</w:t>
+      </w:r>
+      <w:r>
+        <w:rPr>
+          <w:rStyle w:val="NormalTok"/>
+        </w:rPr>
+        <w:t>)</w:t>
+      </w:r>
+      <w:r>
+        <w:br/>
+      </w:r>
+      <w:r>
+        <w:br/>
+      </w:r>
+      <w:r>
+        <w:rPr>
+          <w:rStyle w:val="NormalTok"/>
+        </w:rPr>
         <w:t xml:space="preserve">    </w:t>
       </w:r>
       <w:r>
         <w:rPr>
+          <w:rStyle w:val="CommentTok"/>
+        </w:rPr>
+        <w:t># We still load CSV files as DataFrames first; SQL then works on top of those DataFrames via temp views.</w:t>
+      </w:r>
+      <w:r>
+        <w:br/>
+      </w:r>
+      <w:r>
+        <w:rPr>
+          <w:rStyle w:val="NormalTok"/>
+        </w:rPr>
+        <w:t xml:space="preserve">    employees_df </w:t>
+      </w:r>
+      <w:r>
+        <w:rPr>
+          <w:rStyle w:val="OperatorTok"/>
+        </w:rPr>
+        <w:t>=</w:t>
+      </w:r>
+      <w:r>
+        <w:rPr>
+          <w:rStyle w:val="NormalTok"/>
+        </w:rPr>
+        <w:t xml:space="preserve"> spark.read.csv(employees_path, schema</w:t>
+      </w:r>
+      <w:r>
+        <w:rPr>
+          <w:rStyle w:val="OperatorTok"/>
+        </w:rPr>
+        <w:t>=</w:t>
+      </w:r>
+      <w:r>
+        <w:rPr>
+          <w:rStyle w:val="NormalTok"/>
+        </w:rPr>
+        <w:t>EMPLOYEES_SCHEMA)</w:t>
+      </w:r>
+      <w:r>
+        <w:br/>
+      </w:r>
+      <w:r>
+        <w:rPr>
+          <w:rStyle w:val="NormalTok"/>
+        </w:rPr>
+        <w:t xml:space="preserve">    </w:t>
+      </w:r>
+      <w:r>
+        <w:rPr>
+          <w:rStyle w:val="CommentTok"/>
+        </w:rPr>
+        <w:t># A temp view exposes the DataFrame to Spark SQL using a table-like name.</w:t>
+      </w:r>
+      <w:r>
+        <w:br/>
+      </w:r>
+      <w:r>
+        <w:rPr>
+          <w:rStyle w:val="NormalTok"/>
+        </w:rPr>
+        <w:t xml:space="preserve">    employees_df.createOrReplaceTempView(</w:t>
+      </w:r>
+      <w:r>
+        <w:rPr>
+          <w:rStyle w:val="StringTok"/>
+        </w:rPr>
+        <w:t>"employees"</w:t>
+      </w:r>
+      <w:r>
+        <w:rPr>
+          <w:rStyle w:val="NormalTok"/>
+        </w:rPr>
+        <w:t>)</w:t>
+      </w:r>
+      <w:r>
+        <w:br/>
+      </w:r>
+      <w:r>
+        <w:lastRenderedPageBreak/>
+        <w:br/>
+      </w:r>
+      <w:r>
+        <w:rPr>
+          <w:rStyle w:val="NormalTok"/>
+        </w:rPr>
+        <w:t xml:space="preserve">    result_df </w:t>
+      </w:r>
+      <w:r>
+        <w:rPr>
+          <w:rStyle w:val="OperatorTok"/>
+        </w:rPr>
+        <w:t>=</w:t>
+      </w:r>
+      <w:r>
+        <w:rPr>
+          <w:rStyle w:val="NormalTok"/>
+        </w:rPr>
+        <w:t xml:space="preserve"> spark.sql(</w:t>
+      </w:r>
+      <w:r>
+        <w:br/>
+      </w:r>
+      <w:r>
+        <w:rPr>
+          <w:rStyle w:val="NormalTok"/>
+        </w:rPr>
+        <w:t xml:space="preserve">        </w:t>
+      </w:r>
+      <w:r>
+        <w:rPr>
+          <w:rStyle w:val="StringTok"/>
+        </w:rPr>
+        <w:t>"""</w:t>
+      </w:r>
+      <w:r>
+        <w:br/>
+      </w:r>
+      <w:r>
+        <w:rPr>
+          <w:rStyle w:val="StringTok"/>
+        </w:rPr>
+        <w:t xml:space="preserve">        SELECT id, name, salary, dep_id</w:t>
+      </w:r>
+      <w:r>
+        <w:br/>
+      </w:r>
+      <w:r>
+        <w:rPr>
+          <w:rStyle w:val="StringTok"/>
+        </w:rPr>
+        <w:t xml:space="preserve">        FROM employees</w:t>
+      </w:r>
+      <w:r>
+        <w:br/>
+      </w:r>
+      <w:r>
+        <w:rPr>
+          <w:rStyle w:val="StringTok"/>
+        </w:rPr>
+        <w:t xml:space="preserve">        ORDER BY salary ASC, id ASC</w:t>
+      </w:r>
+      <w:r>
+        <w:br/>
+      </w:r>
+      <w:r>
+        <w:rPr>
+          <w:rStyle w:val="StringTok"/>
+        </w:rPr>
+        <w:t xml:space="preserve">        LIMIT 5</w:t>
+      </w:r>
+      <w:r>
+        <w:br/>
+      </w:r>
+      <w:r>
+        <w:rPr>
+          <w:rStyle w:val="StringTok"/>
+        </w:rPr>
+        <w:t xml:space="preserve">        """</w:t>
+      </w:r>
+      <w:r>
+        <w:br/>
+      </w:r>
+      <w:r>
+        <w:rPr>
+          <w:rStyle w:val="NormalTok"/>
+        </w:rPr>
+        <w:t xml:space="preserve">    )</w:t>
+      </w:r>
+      <w:r>
+        <w:br/>
+      </w:r>
+      <w:r>
+        <w:br/>
+      </w:r>
+      <w:r>
+        <w:rPr>
+          <w:rStyle w:val="NormalTok"/>
+        </w:rPr>
+        <w:t xml:space="preserve">    </w:t>
+      </w:r>
+      <w:r>
+        <w:rPr>
+          <w:rStyle w:val="CommentTok"/>
+        </w:rPr>
+        <w:t># collect() is safe because LIMIT 5 guarantees a tiny result.</w:t>
+      </w:r>
+      <w:r>
+        <w:br/>
+      </w:r>
+      <w:r>
+        <w:rPr>
+          <w:rStyle w:val="NormalTok"/>
+        </w:rPr>
+        <w:t xml:space="preserve">    results </w:t>
+      </w:r>
+      <w:r>
+        <w:rPr>
+          <w:rStyle w:val="OperatorTok"/>
+        </w:rPr>
+        <w:t>=</w:t>
+      </w:r>
+      <w:r>
+        <w:rPr>
+          <w:rStyle w:val="NormalTok"/>
+        </w:rPr>
+        <w:t xml:space="preserve"> [(row.</w:t>
+      </w:r>
+      <w:r>
+        <w:rPr>
+          <w:rStyle w:val="BuiltInTok"/>
+        </w:rPr>
+        <w:t>id</w:t>
+      </w:r>
+      <w:r>
+        <w:rPr>
+          <w:rStyle w:val="NormalTok"/>
+        </w:rPr>
+        <w:t xml:space="preserve">, row.name, row.salary, row.dep_id) </w:t>
+      </w:r>
+      <w:r>
+        <w:rPr>
           <w:rStyle w:val="ControlFlowTok"/>
         </w:rPr>
+        <w:t>for</w:t>
+      </w:r>
+      <w:r>
+        <w:rPr>
+          <w:rStyle w:val="NormalTok"/>
+        </w:rPr>
+        <w:t xml:space="preserve"> row </w:t>
+      </w:r>
+      <w:r>
+        <w:rPr>
+          <w:rStyle w:val="KeywordTok"/>
+        </w:rPr>
+        <w:t>in</w:t>
+      </w:r>
+      <w:r>
+        <w:rPr>
+          <w:rStyle w:val="NormalTok"/>
+        </w:rPr>
+        <w:t xml:space="preserve"> result_df.collect()]</w:t>
+      </w:r>
+      <w:r>
+        <w:br/>
+      </w:r>
+      <w:r>
+        <w:rPr>
+          <w:rStyle w:val="NormalTok"/>
+        </w:rPr>
+        <w:t xml:space="preserve">    </w:t>
+      </w:r>
+      <w:r>
+        <w:rPr>
+          <w:rStyle w:val="ControlFlowTok"/>
+        </w:rPr>
+        <w:t>for</w:t>
+      </w:r>
+      <w:r>
+        <w:rPr>
+          <w:rStyle w:val="NormalTok"/>
+        </w:rPr>
+        <w:t xml:space="preserve"> item </w:t>
+      </w:r>
+      <w:r>
+        <w:rPr>
+          <w:rStyle w:val="KeywordTok"/>
+        </w:rPr>
+        <w:t>in</w:t>
+      </w:r>
+      <w:r>
+        <w:rPr>
+          <w:rStyle w:val="NormalTok"/>
+        </w:rPr>
+        <w:t xml:space="preserve"> results:</w:t>
+      </w:r>
+      <w:r>
+        <w:br/>
+      </w:r>
+      <w:r>
+        <w:rPr>
+          <w:rStyle w:val="NormalTok"/>
+        </w:rPr>
+        <w:t xml:space="preserve">        </w:t>
+      </w:r>
+      <w:r>
+        <w:rPr>
+          <w:rStyle w:val="BuiltInTok"/>
+        </w:rPr>
+        <w:t>print</w:t>
+      </w:r>
+      <w:r>
+        <w:rPr>
+          <w:rStyle w:val="NormalTok"/>
+        </w:rPr>
+        <w:t>(item)</w:t>
+      </w:r>
+      <w:r>
+        <w:br/>
+      </w:r>
+      <w:r>
+        <w:br/>
+      </w:r>
+      <w:r>
+        <w:rPr>
+          <w:rStyle w:val="NormalTok"/>
+        </w:rPr>
+        <w:t xml:space="preserve">    </w:t>
+      </w:r>
+      <w:r>
+        <w:rPr>
+          <w:rStyle w:val="ControlFlowTok"/>
+        </w:rPr>
         <w:t>if</w:t>
       </w:r>
       <w:r>
         <w:rPr>
           <w:rStyle w:val="NormalTok"/>
         </w:rPr>
-        <w:t xml:space="preserve"> output_path </w:t>
+        <w:t xml:space="preserve"> output_path:</w:t>
+      </w:r>
+      <w:r>
+        <w:br/>
+      </w:r>
+      <w:r>
+        <w:rPr>
+          <w:rStyle w:val="NormalTok"/>
+        </w:rPr>
+        <w:t xml:space="preserve">        </w:t>
+      </w:r>
+      <w:r>
+        <w:rPr>
+          <w:rStyle w:val="ControlFlowTok"/>
+        </w:rPr>
+        <w:t>if</w:t>
+      </w:r>
+      <w:r>
+        <w:rPr>
+          <w:rStyle w:val="NormalTok"/>
+        </w:rPr>
+        <w:t xml:space="preserve"> </w:t>
+      </w:r>
+      <w:r>
+        <w:rPr>
+          <w:rStyle w:val="StringTok"/>
+        </w:rPr>
+        <w:t>"://"</w:t>
+      </w:r>
+      <w:r>
+        <w:rPr>
+          <w:rStyle w:val="NormalTok"/>
+        </w:rPr>
+        <w:t xml:space="preserve"> </w:t>
       </w:r>
       <w:r>
         <w:rPr>
           <w:rStyle w:val="KeywordTok"/>
         </w:rPr>
-        <w:t>is</w:t>
-      </w:r>
-      <w:r>
-        <w:rPr>
-          <w:rStyle w:val="NormalTok"/>
-        </w:rPr>
-        <w:t xml:space="preserve"> </w:t>
-      </w:r>
-      <w:r>
-        <w:rPr>
-          <w:rStyle w:val="VariableTok"/>
-        </w:rPr>
-        <w:t>None</w:t>
-      </w:r>
-      <w:r>
-        <w:rPr>
-          <w:rStyle w:val="NormalTok"/>
-        </w:rPr>
-        <w:t xml:space="preserve"> </w:t>
-      </w:r>
-      <w:r>
-        <w:rPr>
-          <w:rStyle w:val="KeywordTok"/>
-        </w:rPr>
-        <w:t>and</w:t>
-      </w:r>
-      <w:r>
-        <w:rPr>
-          <w:rStyle w:val="NormalTok"/>
-        </w:rPr>
-        <w:t xml:space="preserve"> args.base_path:</w:t>
-      </w:r>
-      <w:r>
-        <w:br/>
-      </w:r>
-      <w:r>
-        <w:rPr>
-          <w:rStyle w:val="NormalTok"/>
-        </w:rPr>
-        <w:t xml:space="preserve">        output_path </w:t>
-      </w:r>
-      <w:r>
-        <w:rPr>
-          <w:rStyle w:val="OperatorTok"/>
-        </w:rPr>
-        <w:t>=</w:t>
-      </w:r>
-      <w:r>
-        <w:rPr>
-          <w:rStyle w:val="NormalTok"/>
-        </w:rPr>
-        <w:t xml:space="preserve"> build_path(args.base_path, </w:t>
-      </w:r>
-      <w:r>
-        <w:rPr>
-          <w:rStyle w:val="SpecialStringTok"/>
-        </w:rPr>
-        <w:t>f"SQLQ1_</w:t>
-      </w:r>
-      <w:r>
-        <w:rPr>
-          <w:rStyle w:val="SpecialCharTok"/>
-        </w:rPr>
-        <w:t>{</w:t>
-      </w:r>
-      <w:r>
-        <w:rPr>
-          <w:rStyle w:val="NormalTok"/>
-        </w:rPr>
-        <w:t>spark</w:t>
-      </w:r>
-      <w:r>
-        <w:rPr>
-          <w:rStyle w:val="SpecialCharTok"/>
-        </w:rPr>
-        <w:t>.</w:t>
-      </w:r>
-      <w:r>
-        <w:rPr>
-          <w:rStyle w:val="NormalTok"/>
-        </w:rPr>
-        <w:t>sparkContext</w:t>
-      </w:r>
-      <w:r>
-        <w:rPr>
-          <w:rStyle w:val="SpecialCharTok"/>
-        </w:rPr>
-        <w:t>.</w:t>
-      </w:r>
-      <w:r>
-        <w:rPr>
-          <w:rStyle w:val="NormalTok"/>
-        </w:rPr>
-        <w:t>applicationId</w:t>
-      </w:r>
-      <w:r>
-        <w:rPr>
-          <w:rStyle w:val="SpecialCharTok"/>
-        </w:rPr>
-        <w:t>}</w:t>
-      </w:r>
-      <w:r>
-        <w:rPr>
-          <w:rStyle w:val="SpecialStringTok"/>
-        </w:rPr>
-        <w:t>"</w:t>
-      </w:r>
-      <w:r>
-        <w:rPr>
-          <w:rStyle w:val="NormalTok"/>
-        </w:rPr>
-        <w:t>)</w:t>
-      </w:r>
-      <w:r>
-        <w:br/>
-      </w:r>
-      <w:r>
-        <w:br/>
-      </w:r>
-      <w:r>
-        <w:rPr>
-          <w:rStyle w:val="NormalTok"/>
-        </w:rPr>
-        <w:t xml:space="preserve">    </w:t>
+        <w:t>in</w:t>
+      </w:r>
+      <w:r>
+        <w:rPr>
+          <w:rStyle w:val="NormalTok"/>
+        </w:rPr>
+        <w:t xml:space="preserve"> output_path:</w:t>
+      </w:r>
+      <w:r>
+        <w:br/>
+      </w:r>
+      <w:r>
+        <w:rPr>
+          <w:rStyle w:val="NormalTok"/>
+        </w:rPr>
+        <w:t xml:space="preserve">            </w:t>
       </w:r>
       <w:r>
         <w:rPr>
           <w:rStyle w:val="CommentTok"/>
         </w:rPr>
-        <w:t># We still load CSV files as DataFrames first; SQL then works on top of those DataFrames via temp views.</w:t>
-      </w:r>
-      <w:r>
-        <w:br/>
-      </w:r>
-      <w:r>
-        <w:rPr>
-          <w:rStyle w:val="NormalTok"/>
-        </w:rPr>
-        <w:t xml:space="preserve">    employees_df </w:t>
-      </w:r>
-      <w:r>
-        <w:rPr>
-          <w:rStyle w:val="OperatorTok"/>
-        </w:rPr>
-        <w:t>=</w:t>
-      </w:r>
-      <w:r>
-        <w:rPr>
-          <w:rStyle w:val="NormalTok"/>
-        </w:rPr>
-        <w:t xml:space="preserve"> spark.read.csv(employees_path, schema</w:t>
-      </w:r>
-      <w:r>
-        <w:rPr>
-          <w:rStyle w:val="OperatorTok"/>
-        </w:rPr>
-        <w:t>=</w:t>
-      </w:r>
-      <w:r>
-        <w:rPr>
-          <w:rStyle w:val="NormalTok"/>
-        </w:rPr>
-        <w:t>EMPLOYEES_SCHEMA)</w:t>
-      </w:r>
-      <w:r>
-        <w:br/>
-      </w:r>
-      <w:r>
-        <w:rPr>
-          <w:rStyle w:val="NormalTok"/>
-        </w:rPr>
-        <w:t xml:space="preserve">    </w:t>
-      </w:r>
-      <w:r>
-        <w:rPr>
-          <w:rStyle w:val="CommentTok"/>
-        </w:rPr>
-        <w:t># A temp view exposes the DataFrame to Spark SQL using a table-like name.</w:t>
-      </w:r>
-      <w:r>
-        <w:br/>
-      </w:r>
-      <w:r>
-        <w:rPr>
-          <w:rStyle w:val="NormalTok"/>
-        </w:rPr>
-        <w:t xml:space="preserve">    employees_df.createOrReplaceTempView(</w:t>
-      </w:r>
-      <w:r>
-        <w:rPr>
-          <w:rStyle w:val="StringTok"/>
-        </w:rPr>
-        <w:t>"employees"</w:t>
-      </w:r>
-      <w:r>
-        <w:rPr>
-          <w:rStyle w:val="NormalTok"/>
-        </w:rPr>
-        <w:t>)</w:t>
-      </w:r>
-      <w:r>
-        <w:br/>
-      </w:r>
-      <w:r>
-        <w:lastRenderedPageBreak/>
-        <w:br/>
-      </w:r>
-      <w:r>
-        <w:rPr>
-          <w:rStyle w:val="NormalTok"/>
-        </w:rPr>
-        <w:t xml:space="preserve">    result_df </w:t>
-      </w:r>
-      <w:r>
-        <w:rPr>
-          <w:rStyle w:val="OperatorTok"/>
-        </w:rPr>
-        <w:t>=</w:t>
-      </w:r>
-      <w:r>
-        <w:rPr>
-          <w:rStyle w:val="NormalTok"/>
-        </w:rPr>
-        <w:t xml:space="preserve"> spark.sql(</w:t>
-      </w:r>
-      <w:r>
-        <w:br/>
-      </w:r>
-      <w:r>
-        <w:rPr>
-          <w:rStyle w:val="NormalTok"/>
-        </w:rPr>
-        <w:t xml:space="preserve">        </w:t>
-      </w:r>
-      <w:r>
-        <w:rPr>
-          <w:rStyle w:val="StringTok"/>
-        </w:rPr>
-        <w:t>"""</w:t>
-      </w:r>
-      <w:r>
-        <w:br/>
-      </w:r>
-      <w:r>
-        <w:rPr>
-          <w:rStyle w:val="StringTok"/>
-        </w:rPr>
-        <w:t xml:space="preserve">        SELECT id, name, salary, dep_id</w:t>
-      </w:r>
-      <w:r>
-        <w:br/>
-      </w:r>
-      <w:r>
-        <w:rPr>
-          <w:rStyle w:val="StringTok"/>
-        </w:rPr>
-        <w:t xml:space="preserve">        FROM employees</w:t>
-      </w:r>
-      <w:r>
-        <w:br/>
-      </w:r>
-      <w:r>
-        <w:rPr>
-          <w:rStyle w:val="StringTok"/>
-        </w:rPr>
-        <w:t xml:space="preserve">        ORDER BY salary ASC, id ASC</w:t>
-      </w:r>
-      <w:r>
-        <w:br/>
-      </w:r>
-      <w:r>
-        <w:rPr>
-          <w:rStyle w:val="StringTok"/>
-        </w:rPr>
-        <w:t xml:space="preserve">        LIMIT 5</w:t>
-      </w:r>
-      <w:r>
-        <w:br/>
-      </w:r>
-      <w:r>
-        <w:rPr>
-          <w:rStyle w:val="StringTok"/>
-        </w:rPr>
-        <w:t xml:space="preserve">        """</w:t>
-      </w:r>
-      <w:r>
-        <w:br/>
-      </w:r>
-      <w:r>
-        <w:rPr>
-          <w:rStyle w:val="NormalTok"/>
-        </w:rPr>
-        <w:t xml:space="preserve">    )</w:t>
-      </w:r>
-      <w:r>
-        <w:br/>
-      </w:r>
-      <w:r>
-        <w:br/>
-      </w:r>
-      <w:r>
-        <w:rPr>
-          <w:rStyle w:val="NormalTok"/>
-        </w:rPr>
-        <w:t xml:space="preserve">    </w:t>
-      </w:r>
-      <w:r>
-        <w:rPr>
-          <w:rStyle w:val="CommentTok"/>
-        </w:rPr>
-        <w:t># collect() is safe because LIMIT 5 guarantees a tiny result.</w:t>
-      </w:r>
-      <w:r>
-        <w:br/>
-      </w:r>
-      <w:r>
-        <w:rPr>
-          <w:rStyle w:val="NormalTok"/>
-        </w:rPr>
-        <w:t xml:space="preserve">    results </w:t>
-      </w:r>
-      <w:r>
-        <w:rPr>
-          <w:rStyle w:val="OperatorTok"/>
-        </w:rPr>
-        <w:t>=</w:t>
-      </w:r>
-      <w:r>
-        <w:rPr>
-          <w:rStyle w:val="NormalTok"/>
-        </w:rPr>
-        <w:t xml:space="preserve"> [(row.</w:t>
-      </w:r>
-      <w:r>
-        <w:rPr>
-          <w:rStyle w:val="BuiltInTok"/>
-        </w:rPr>
-        <w:t>id</w:t>
-      </w:r>
-      <w:r>
-        <w:rPr>
-          <w:rStyle w:val="NormalTok"/>
-        </w:rPr>
-        <w:t xml:space="preserve">, row.name, row.salary, row.dep_id) </w:t>
-      </w:r>
-      <w:r>
-        <w:rPr>
-          <w:rStyle w:val="ControlFlowTok"/>
-        </w:rPr>
-        <w:t>for</w:t>
-      </w:r>
-      <w:r>
-        <w:rPr>
-          <w:rStyle w:val="NormalTok"/>
-        </w:rPr>
-        <w:t xml:space="preserve"> row </w:t>
-      </w:r>
-      <w:r>
-        <w:rPr>
-          <w:rStyle w:val="KeywordTok"/>
-        </w:rPr>
-        <w:t>in</w:t>
-      </w:r>
-      <w:r>
-        <w:rPr>
-          <w:rStyle w:val="NormalTok"/>
-        </w:rPr>
-        <w:t xml:space="preserve"> result_df.collect()]</w:t>
-      </w:r>
-      <w:r>
-        <w:br/>
-      </w:r>
-      <w:r>
-        <w:rPr>
-          <w:rStyle w:val="NormalTok"/>
-        </w:rPr>
-        <w:t xml:space="preserve">    </w:t>
-      </w:r>
-      <w:r>
-        <w:rPr>
-          <w:rStyle w:val="ControlFlowTok"/>
-        </w:rPr>
-        <w:t>for</w:t>
-      </w:r>
-      <w:r>
-        <w:rPr>
-          <w:rStyle w:val="NormalTok"/>
-        </w:rPr>
-        <w:t xml:space="preserve"> item </w:t>
-      </w:r>
-      <w:r>
-        <w:rPr>
-          <w:rStyle w:val="KeywordTok"/>
-        </w:rPr>
-        <w:t>in</w:t>
-      </w:r>
-      <w:r>
-        <w:rPr>
-          <w:rStyle w:val="NormalTok"/>
-        </w:rPr>
-        <w:t xml:space="preserve"> results:</w:t>
-      </w:r>
-      <w:r>
-        <w:br/>
-      </w:r>
-      <w:r>
-        <w:rPr>
-          <w:rStyle w:val="NormalTok"/>
-        </w:rPr>
-        <w:t xml:space="preserve">        </w:t>
-      </w:r>
-      <w:r>
-        <w:rPr>
-          <w:rStyle w:val="BuiltInTok"/>
-        </w:rPr>
-        <w:t>print</w:t>
-      </w:r>
-      <w:r>
-        <w:rPr>
-          <w:rStyle w:val="NormalTok"/>
-        </w:rPr>
-        <w:t>(item)</w:t>
-      </w:r>
-      <w:r>
-        <w:br/>
-      </w:r>
-      <w:r>
-        <w:br/>
-      </w:r>
-      <w:r>
-        <w:rPr>
-          <w:rStyle w:val="NormalTok"/>
-        </w:rPr>
-        <w:t xml:space="preserve">    </w:t>
-      </w:r>
-      <w:r>
-        <w:rPr>
-          <w:rStyle w:val="ControlFlowTok"/>
-        </w:rPr>
-        <w:t>if</w:t>
-      </w:r>
-      <w:r>
-        <w:rPr>
-          <w:rStyle w:val="NormalTok"/>
-        </w:rPr>
-        <w:t xml:space="preserve"> o</w:t>
-      </w:r>
-      <w:r>
-        <w:rPr>
-          <w:rStyle w:val="NormalTok"/>
-        </w:rPr>
-        <w:t>utput_path:</w:t>
-      </w:r>
-      <w:r>
-        <w:br/>
-      </w:r>
-      <w:r>
-        <w:rPr>
-          <w:rStyle w:val="NormalTok"/>
-        </w:rPr>
-        <w:t xml:space="preserve">        </w:t>
-      </w:r>
-      <w:r>
-        <w:rPr>
-          <w:rStyle w:val="ControlFlowTok"/>
-        </w:rPr>
-        <w:t>if</w:t>
-      </w:r>
-      <w:r>
-        <w:rPr>
-          <w:rStyle w:val="NormalTok"/>
-        </w:rPr>
-        <w:t xml:space="preserve"> </w:t>
-      </w:r>
-      <w:r>
-        <w:rPr>
-          <w:rStyle w:val="StringTok"/>
-        </w:rPr>
-        <w:t>"://"</w:t>
-      </w:r>
-      <w:r>
-        <w:rPr>
-          <w:rStyle w:val="NormalTok"/>
-        </w:rPr>
-        <w:t xml:space="preserve"> </w:t>
-      </w:r>
-      <w:r>
-        <w:rPr>
-          <w:rStyle w:val="KeywordTok"/>
-        </w:rPr>
-        <w:t>in</w:t>
-      </w:r>
-      <w:r>
-        <w:rPr>
-          <w:rStyle w:val="NormalTok"/>
-        </w:rPr>
-        <w:t xml:space="preserve"> output_path:</w:t>
-      </w:r>
-      <w:r>
-        <w:br/>
-      </w:r>
-      <w:r>
-        <w:rPr>
-          <w:rStyle w:val="NormalTok"/>
-        </w:rPr>
-        <w:t xml:space="preserve">            </w:t>
-      </w:r>
-      <w:r>
-        <w:rPr>
-          <w:rStyle w:val="CommentTok"/>
-        </w:rPr>
         <w:t># overwrite is convenient when students rerun the same query many times.</w:t>
       </w:r>
       <w:r>
@@ -13328,7 +13322,13 @@
         <w:rPr>
           <w:rStyle w:val="NormalTok"/>
         </w:rPr>
-        <w:t>).write.mode(</w:t>
+        <w:t>).writ</w:t>
+      </w:r>
+      <w:r>
+        <w:rPr>
+          <w:rStyle w:val="NormalTok"/>
+        </w:rPr>
+        <w:t>e.mode(</w:t>
       </w:r>
       <w:r>
         <w:rPr>
@@ -13513,7 +13513,7 @@
         <w:pStyle w:val="Heading1"/>
       </w:pPr>
       <w:bookmarkStart w:id="20" w:name="q2-3-πιο-καλοπληρωμένοι-του-dep-a"/>
-      <w:bookmarkStart w:id="21" w:name="_Toc225777612"/>
+      <w:bookmarkStart w:id="21" w:name="_Toc227785416"/>
       <w:bookmarkEnd w:id="12"/>
       <w:bookmarkEnd w:id="18"/>
       <w:r>
@@ -13581,7 +13581,7 @@
         <w:pStyle w:val="Heading2"/>
       </w:pPr>
       <w:bookmarkStart w:id="22" w:name="q2-με-rdd"/>
-      <w:bookmarkStart w:id="23" w:name="_Toc225777613"/>
+      <w:bookmarkStart w:id="23" w:name="_Toc227785417"/>
       <w:r>
         <w:t>Q2 με RDD</w:t>
       </w:r>
@@ -13607,7 +13607,7 @@
         <w:rPr>
           <w:rStyle w:val="VariableTok"/>
         </w:rPr>
-        <w:t>$USER</w:t>
+        <w:t>$VDCLOUD_USER</w:t>
       </w:r>
       <w:r>
         <w:rPr>
@@ -13646,7 +13646,7 @@
         <w:rPr>
           <w:rStyle w:val="VariableTok"/>
         </w:rPr>
-        <w:t>$USER</w:t>
+        <w:t>$VDCLOUD_USER</w:t>
       </w:r>
     </w:p>
     <w:p>
@@ -14162,7 +14162,13 @@
         <w:rPr>
           <w:rStyle w:val="NormalTok"/>
         </w:rPr>
-        <w:t xml:space="preserve">    os.makedirs(output_path, exist_ok</w:t>
+        <w:t xml:space="preserve">    os.m</w:t>
+      </w:r>
+      <w:r>
+        <w:rPr>
+          <w:rStyle w:val="NormalTok"/>
+        </w:rPr>
+        <w:t>akedirs(output_path, exist_ok</w:t>
       </w:r>
       <w:r>
         <w:rPr>
@@ -15305,13 +15311,7 @@
         <w:rPr>
           <w:rStyle w:val="NormalTok"/>
         </w:rPr>
-        <w:t>).co</w:t>
-      </w:r>
-      <w:r>
-        <w:rPr>
-          <w:rStyle w:val="NormalTok"/>
-        </w:rPr>
-        <w:t>nfig(</w:t>
+        <w:t>).config(</w:t>
       </w:r>
       <w:r>
         <w:rPr>
@@ -15822,13 +15822,7 @@
         <w:rPr>
           <w:rStyle w:val="NormalTok"/>
         </w:rPr>
-        <w:t xml:space="preserve"> row:</w:t>
-      </w:r>
-      <w:r>
-        <w:rPr>
-          <w:rStyle w:val="NormalTok"/>
-        </w:rPr>
-        <w:t xml:space="preserve"> (row[</w:t>
+        <w:t xml:space="preserve"> row: (row[</w:t>
       </w:r>
       <w:r>
         <w:rPr>
@@ -16332,13 +16326,7 @@
         <w:rPr>
           <w:rStyle w:val="NormalTok"/>
         </w:rPr>
-        <w:t xml:space="preserve"> salary, employee_id, name, de</w:t>
-      </w:r>
-      <w:r>
-        <w:rPr>
-          <w:rStyle w:val="NormalTok"/>
-        </w:rPr>
-        <w:t xml:space="preserve">partment </w:t>
+        <w:t xml:space="preserve"> salary, employee_id, name, department </w:t>
       </w:r>
       <w:r>
         <w:rPr>
@@ -16473,7 +16461,13 @@
         <w:rPr>
           <w:rStyle w:val="NormalTok"/>
         </w:rPr>
-        <w:t xml:space="preserve"> output_path:</w:t>
+        <w:t xml:space="preserve"> out</w:t>
+      </w:r>
+      <w:r>
+        <w:rPr>
+          <w:rStyle w:val="NormalTok"/>
+        </w:rPr>
+        <w:t>put_path:</w:t>
       </w:r>
       <w:r>
         <w:br/>
@@ -16682,7 +16676,7 @@
         <w:pStyle w:val="Heading2"/>
       </w:pPr>
       <w:bookmarkStart w:id="24" w:name="q2-με-dataframe-api"/>
-      <w:bookmarkStart w:id="25" w:name="_Toc225777614"/>
+      <w:bookmarkStart w:id="25" w:name="_Toc227785418"/>
       <w:bookmarkEnd w:id="22"/>
       <w:r>
         <w:t>Q2 με DataFrame API</w:t>
@@ -16709,7 +16703,7 @@
         <w:rPr>
           <w:rStyle w:val="VariableTok"/>
         </w:rPr>
-        <w:t>$USER</w:t>
+        <w:t>$VDCLOUD_USER</w:t>
       </w:r>
       <w:r>
         <w:rPr>
@@ -16748,7 +16742,7 @@
         <w:rPr>
           <w:rStyle w:val="VariableTok"/>
         </w:rPr>
-        <w:t>$USER</w:t>
+        <w:t>$VDCLOUD_USER</w:t>
       </w:r>
     </w:p>
     <w:p>
@@ -17246,13 +17240,7 @@
         <w:rPr>
           <w:rStyle w:val="NormalTok"/>
         </w:rPr>
-        <w:t xml:space="preserve"> bui</w:t>
-      </w:r>
-      <w:r>
-        <w:rPr>
-          <w:rStyle w:val="NormalTok"/>
-        </w:rPr>
-        <w:t xml:space="preserve">ld_path(base_path: </w:t>
+        <w:t xml:space="preserve"> build_path(base_path: </w:t>
       </w:r>
       <w:r>
         <w:rPr>
@@ -17264,7 +17252,13 @@
         <w:rPr>
           <w:rStyle w:val="NormalTok"/>
         </w:rPr>
-        <w:t xml:space="preserve">, relative_path: </w:t>
+        <w:t>, re</w:t>
+      </w:r>
+      <w:r>
+        <w:rPr>
+          <w:rStyle w:val="NormalTok"/>
+        </w:rPr>
+        <w:t xml:space="preserve">lative_path: </w:t>
       </w:r>
       <w:r>
         <w:rPr>
@@ -19793,7 +19787,7 @@
         <w:pStyle w:val="Heading2"/>
       </w:pPr>
       <w:bookmarkStart w:id="26" w:name="q2-με-spark-sql"/>
-      <w:bookmarkStart w:id="27" w:name="_Toc225777615"/>
+      <w:bookmarkStart w:id="27" w:name="_Toc227785419"/>
       <w:bookmarkEnd w:id="24"/>
       <w:r>
         <w:t>Q2 με Spark SQL</w:t>
@@ -19820,7 +19814,7 @@
         <w:rPr>
           <w:rStyle w:val="VariableTok"/>
         </w:rPr>
-        <w:t>$USER</w:t>
+        <w:t>$VDCLOUD_USER</w:t>
       </w:r>
       <w:r>
         <w:rPr>
@@ -19859,7 +19853,7 @@
         <w:rPr>
           <w:rStyle w:val="VariableTok"/>
         </w:rPr>
-        <w:t>$USER</w:t>
+        <w:t>$VDCLOUD_USER</w:t>
       </w:r>
     </w:p>
     <w:p>
@@ -22742,7 +22736,7 @@
         <w:pStyle w:val="Heading1"/>
       </w:pPr>
       <w:bookmarkStart w:id="28" w:name="q3-ετήσιο-εισόδημα"/>
-      <w:bookmarkStart w:id="29" w:name="_Toc225777616"/>
+      <w:bookmarkStart w:id="29" w:name="_Toc227785420"/>
       <w:bookmarkEnd w:id="20"/>
       <w:bookmarkEnd w:id="26"/>
       <w:r>
@@ -22788,7 +22782,7 @@
         <w:pStyle w:val="Heading2"/>
       </w:pPr>
       <w:bookmarkStart w:id="30" w:name="q3-με-rdd"/>
-      <w:bookmarkStart w:id="31" w:name="_Toc225777617"/>
+      <w:bookmarkStart w:id="31" w:name="_Toc227785421"/>
       <w:r>
         <w:lastRenderedPageBreak/>
         <w:t>Q3 με RDD</w:t>
@@ -22815,7 +22809,7 @@
         <w:rPr>
           <w:rStyle w:val="VariableTok"/>
         </w:rPr>
-        <w:t>$USER</w:t>
+        <w:t>$VDCLOUD_USER</w:t>
       </w:r>
       <w:r>
         <w:rPr>
@@ -22854,7 +22848,7 @@
         <w:rPr>
           <w:rStyle w:val="VariableTok"/>
         </w:rPr>
-        <w:t>$USER</w:t>
+        <w:t>$VDCLOUD_USER</w:t>
       </w:r>
     </w:p>
     <w:p>
@@ -25169,7 +25163,7 @@
         <w:pStyle w:val="Heading2"/>
       </w:pPr>
       <w:bookmarkStart w:id="32" w:name="q3-με-dataframe-api"/>
-      <w:bookmarkStart w:id="33" w:name="_Toc225777618"/>
+      <w:bookmarkStart w:id="33" w:name="_Toc227785422"/>
       <w:bookmarkEnd w:id="30"/>
       <w:r>
         <w:t>Q3 με DataFrame API</w:t>
@@ -25196,7 +25190,7 @@
         <w:rPr>
           <w:rStyle w:val="VariableTok"/>
         </w:rPr>
-        <w:t>$USER</w:t>
+        <w:t>$VDCLOUD_USER</w:t>
       </w:r>
       <w:r>
         <w:rPr>
@@ -25235,7 +25229,7 @@
         <w:rPr>
           <w:rStyle w:val="VariableTok"/>
         </w:rPr>
-        <w:t>$USER</w:t>
+        <w:t>$VDCLOUD_USER</w:t>
       </w:r>
     </w:p>
     <w:p>
@@ -27767,7 +27761,7 @@
         <w:pStyle w:val="Heading2"/>
       </w:pPr>
       <w:bookmarkStart w:id="34" w:name="q3-με-spark-sql"/>
-      <w:bookmarkStart w:id="35" w:name="_Toc225777619"/>
+      <w:bookmarkStart w:id="35" w:name="_Toc227785423"/>
       <w:bookmarkEnd w:id="32"/>
       <w:r>
         <w:t>Q3 με Spark SQL</w:t>
@@ -27794,7 +27788,7 @@
         <w:rPr>
           <w:rStyle w:val="VariableTok"/>
         </w:rPr>
-        <w:t>$USER</w:t>
+        <w:t>$VDCLOUD_USER</w:t>
       </w:r>
       <w:r>
         <w:rPr>
@@ -27833,7 +27827,7 @@
         <w:rPr>
           <w:rStyle w:val="VariableTok"/>
         </w:rPr>
-        <w:t>$USER</w:t>
+        <w:t>$VDCLOUD_USER</w:t>
       </w:r>
     </w:p>
     <w:p>
@@ -30296,7 +30290,7 @@
         <w:pStyle w:val="Heading1"/>
       </w:pPr>
       <w:bookmarkStart w:id="36" w:name="επιπλέον-παραδείγματα"/>
-      <w:bookmarkStart w:id="37" w:name="_Toc225777620"/>
+      <w:bookmarkStart w:id="37" w:name="_Toc227785424"/>
       <w:bookmarkEnd w:id="28"/>
       <w:bookmarkEnd w:id="34"/>
       <w:r>
@@ -30309,7 +30303,7 @@
         <w:pStyle w:val="Heading2"/>
       </w:pPr>
       <w:bookmarkStart w:id="38" w:name="X759d9adf8312f06757fc2d0f3ee7d1d7a7d422b"/>
-      <w:bookmarkStart w:id="39" w:name="_Toc225777621"/>
+      <w:bookmarkStart w:id="39" w:name="_Toc227785425"/>
       <w:r>
         <w:t>Άθροισμα μισθών ανά τμήμα με DataFrame API</w:t>
       </w:r>
@@ -30349,7 +30343,7 @@
         <w:rPr>
           <w:rStyle w:val="VariableTok"/>
         </w:rPr>
-        <w:t>$USER</w:t>
+        <w:t>$VDCLOUD_USER</w:t>
       </w:r>
       <w:r>
         <w:rPr>
@@ -30388,7 +30382,7 @@
         <w:rPr>
           <w:rStyle w:val="VariableTok"/>
         </w:rPr>
-        <w:t>$USER</w:t>
+        <w:t>$VDCLOUD_USER</w:t>
       </w:r>
     </w:p>
     <w:p>
@@ -33328,7 +33322,7 @@
         <w:pStyle w:val="Heading2"/>
       </w:pPr>
       <w:bookmarkStart w:id="40" w:name="το-ίδιο-q3-με-dataframe-udf"/>
-      <w:bookmarkStart w:id="41" w:name="_Toc225777622"/>
+      <w:bookmarkStart w:id="41" w:name="_Toc227785426"/>
       <w:bookmarkEnd w:id="38"/>
       <w:r>
         <w:t>Το ίδιο Q3 με DataFrame UDF</w:t>
@@ -33378,7 +33372,7 @@
         <w:rPr>
           <w:rStyle w:val="VariableTok"/>
         </w:rPr>
-        <w:t>$USER</w:t>
+        <w:t>$VDCLOUD_USER</w:t>
       </w:r>
       <w:r>
         <w:rPr>
@@ -33417,7 +33411,7 @@
         <w:rPr>
           <w:rStyle w:val="VariableTok"/>
         </w:rPr>
-        <w:t>$USER</w:t>
+        <w:t>$VDCLOUD_USER</w:t>
       </w:r>
     </w:p>
     <w:p>
@@ -36069,7 +36063,7 @@
         <w:pStyle w:val="Heading1"/>
       </w:pPr>
       <w:bookmarkStart w:id="42" w:name="X3e4ddcdd06d043e912a5e3dc4eb997664a8946b"/>
-      <w:bookmarkStart w:id="43" w:name="_Toc225777623"/>
+      <w:bookmarkStart w:id="43" w:name="_Toc227785427"/>
       <w:bookmarkEnd w:id="36"/>
       <w:bookmarkEnd w:id="40"/>
       <w:r>
@@ -37626,7 +37620,7 @@
         <w:pStyle w:val="Heading1"/>
       </w:pPr>
       <w:bookmarkStart w:id="44" w:name="τι-να-κρατήσετε-από-αυτό-το-εργαστήριο"/>
-      <w:bookmarkStart w:id="45" w:name="_Toc225777624"/>
+      <w:bookmarkStart w:id="45" w:name="_Toc227785428"/>
       <w:bookmarkEnd w:id="42"/>
       <w:r>
         <w:lastRenderedPageBreak/>
@@ -38156,7 +38150,7 @@
   <w:abstractNum w:abstractNumId="9" w15:restartNumberingAfterBreak="0">
     <w:nsid w:val="0000A990"/>
     <w:multiLevelType w:val="multilevel"/>
-    <w:tmpl w:val="D3EC7CA8"/>
+    <w:tmpl w:val="AF7236BE"/>
     <w:lvl w:ilvl="0">
       <w:numFmt w:val="bullet"/>
       <w:lvlText w:val=" "/>
@@ -38233,7 +38227,7 @@
   <w:abstractNum w:abstractNumId="10" w15:restartNumberingAfterBreak="0">
     <w:nsid w:val="0000A991"/>
     <w:multiLevelType w:val="multilevel"/>
-    <w:tmpl w:val="7C5EAA04"/>
+    <w:tmpl w:val="44443F22"/>
     <w:lvl w:ilvl="0">
       <w:numFmt w:val="bullet"/>
       <w:lvlText w:val=""/>
@@ -38337,7 +38331,7 @@
   <w:abstractNum w:abstractNumId="11" w15:restartNumberingAfterBreak="0">
     <w:nsid w:val="00A99411"/>
     <w:multiLevelType w:val="multilevel"/>
-    <w:tmpl w:val="10780DD2"/>
+    <w:tmpl w:val="31002ED6"/>
     <w:lvl w:ilvl="0">
       <w:start w:val="1"/>
       <w:numFmt w:val="decimal"/>
@@ -38420,43 +38414,43 @@
       </w:pPr>
     </w:lvl>
   </w:abstractNum>
-  <w:num w:numId="1" w16cid:durableId="662709092">
+  <w:num w:numId="1" w16cid:durableId="91703537">
     <w:abstractNumId w:val="8"/>
   </w:num>
-  <w:num w:numId="2" w16cid:durableId="1395085007">
+  <w:num w:numId="2" w16cid:durableId="1685205607">
     <w:abstractNumId w:val="6"/>
   </w:num>
-  <w:num w:numId="3" w16cid:durableId="1636376917">
+  <w:num w:numId="3" w16cid:durableId="1200358127">
     <w:abstractNumId w:val="5"/>
   </w:num>
-  <w:num w:numId="4" w16cid:durableId="641740735">
+  <w:num w:numId="4" w16cid:durableId="1983120771">
     <w:abstractNumId w:val="4"/>
   </w:num>
-  <w:num w:numId="5" w16cid:durableId="2057124811">
+  <w:num w:numId="5" w16cid:durableId="1821575596">
     <w:abstractNumId w:val="7"/>
   </w:num>
-  <w:num w:numId="6" w16cid:durableId="1556357124">
+  <w:num w:numId="6" w16cid:durableId="1264263306">
     <w:abstractNumId w:val="3"/>
   </w:num>
-  <w:num w:numId="7" w16cid:durableId="1833638455">
+  <w:num w:numId="7" w16cid:durableId="1735659050">
     <w:abstractNumId w:val="2"/>
   </w:num>
-  <w:num w:numId="8" w16cid:durableId="445390010">
+  <w:num w:numId="8" w16cid:durableId="327253601">
     <w:abstractNumId w:val="1"/>
   </w:num>
-  <w:num w:numId="9" w16cid:durableId="1638140188">
+  <w:num w:numId="9" w16cid:durableId="629625914">
     <w:abstractNumId w:val="0"/>
   </w:num>
-  <w:num w:numId="10" w16cid:durableId="1320230155">
+  <w:num w:numId="10" w16cid:durableId="1385176158">
     <w:abstractNumId w:val="9"/>
   </w:num>
-  <w:num w:numId="11" w16cid:durableId="1941837758">
+  <w:num w:numId="11" w16cid:durableId="938216417">
     <w:abstractNumId w:val="10"/>
   </w:num>
-  <w:num w:numId="12" w16cid:durableId="1690443960">
+  <w:num w:numId="12" w16cid:durableId="393160226">
     <w:abstractNumId w:val="10"/>
   </w:num>
-  <w:num w:numId="13" w16cid:durableId="2081361046">
+  <w:num w:numId="13" w16cid:durableId="822627986">
     <w:abstractNumId w:val="11"/>
     <w:lvlOverride w:ilvl="0">
       <w:startOverride w:val="1"/>
@@ -38486,34 +38480,34 @@
       <w:startOverride w:val="1"/>
     </w:lvlOverride>
   </w:num>
-  <w:num w:numId="14" w16cid:durableId="610744357">
+  <w:num w:numId="14" w16cid:durableId="1917088745">
     <w:abstractNumId w:val="10"/>
   </w:num>
-  <w:num w:numId="15" w16cid:durableId="1059354194">
+  <w:num w:numId="15" w16cid:durableId="1885361462">
     <w:abstractNumId w:val="10"/>
   </w:num>
-  <w:num w:numId="16" w16cid:durableId="285621192">
+  <w:num w:numId="16" w16cid:durableId="1375541267">
     <w:abstractNumId w:val="10"/>
   </w:num>
-  <w:num w:numId="17" w16cid:durableId="648360063">
+  <w:num w:numId="17" w16cid:durableId="705257248">
     <w:abstractNumId w:val="10"/>
   </w:num>
-  <w:num w:numId="18" w16cid:durableId="693968606">
+  <w:num w:numId="18" w16cid:durableId="1990135507">
     <w:abstractNumId w:val="10"/>
   </w:num>
-  <w:num w:numId="19" w16cid:durableId="1064109149">
+  <w:num w:numId="19" w16cid:durableId="220092759">
     <w:abstractNumId w:val="10"/>
   </w:num>
-  <w:num w:numId="20" w16cid:durableId="1719472660">
+  <w:num w:numId="20" w16cid:durableId="1946957908">
     <w:abstractNumId w:val="10"/>
   </w:num>
-  <w:num w:numId="21" w16cid:durableId="1714576512">
+  <w:num w:numId="21" w16cid:durableId="570386829">
     <w:abstractNumId w:val="10"/>
   </w:num>
-  <w:num w:numId="22" w16cid:durableId="227764827">
+  <w:num w:numId="22" w16cid:durableId="738088997">
     <w:abstractNumId w:val="10"/>
   </w:num>
-  <w:num w:numId="23" w16cid:durableId="1329794049">
+  <w:num w:numId="23" w16cid:durableId="1782992362">
     <w:abstractNumId w:val="10"/>
   </w:num>
 </w:numbering>
@@ -50334,7 +50328,7 @@
     <w:autoRedefine/>
     <w:uiPriority w:val="39"/>
     <w:unhideWhenUsed/>
-    <w:rsid w:val="00511B2A"/>
+    <w:rsid w:val="00A9631A"/>
     <w:pPr>
       <w:spacing w:after="100"/>
     </w:pPr>
@@ -50346,7 +50340,7 @@
     <w:autoRedefine/>
     <w:uiPriority w:val="39"/>
     <w:unhideWhenUsed/>
-    <w:rsid w:val="00511B2A"/>
+    <w:rsid w:val="00A9631A"/>
     <w:pPr>
       <w:spacing w:after="100"/>
       <w:ind w:left="220"/>
@@ -50357,7 +50351,7 @@
     <w:basedOn w:val="DefaultParagraphFont"/>
     <w:uiPriority w:val="99"/>
     <w:unhideWhenUsed/>
-    <w:rsid w:val="00511B2A"/>
+    <w:rsid w:val="00A9631A"/>
     <w:rPr>
       <w:color w:val="0000FF" w:themeColor="hyperlink"/>
       <w:u w:val="single"/>
